--- a/文档/rag八股.docx
+++ b/文档/rag八股.docx
@@ -192,13 +192,27 @@
     </w:p>
     <w:p/>
     <w:p>
-      <w:r>
-        <w:rPr>
-          <w:b/>
-          <w:bCs/>
+      <w:pPr>
+        <w:pStyle w:val="2"/>
+        <w:rPr>
+          <w:rFonts w:hint="eastAsia"/>
+        </w:rPr>
+      </w:pPr>
+      <w:r>
+        <w:rPr>
+          <w:rFonts w:hint="eastAsia"/>
         </w:rPr>
         <w:t>离线阶段</w:t>
       </w:r>
+    </w:p>
+    <w:p>
+      <w:r>
+        <w:rPr>
+          <w:b/>
+          <w:bCs/>
+        </w:rPr>
+        <w:t>离线阶段</w:t>
+      </w:r>
       <w:r>
         <w:t>的</w:t>
       </w:r>
@@ -284,6 +298,7 @@
         <w:rPr>
           <w:rFonts w:hint="eastAsia"/>
         </w:rPr>
+        <w:lastRenderedPageBreak/>
         <w:t>第二步是</w:t>
       </w:r>
       <w:r>
@@ -302,16 +317,530 @@
         <w:t>。</w:t>
       </w:r>
       <w:r>
-        <w:t>把文档切成小片段（chunk），每个 chunk 代表一段</w:t>
-      </w:r>
+        <w:t>把文档切成小片段（chunk），每个 chunk 代表一段聚焦的内容</w:t>
+      </w:r>
+    </w:p>
+    <w:p>
+      <w:r>
+        <w:t>The second step is chunking. We break the documents into smaller chunks</w:t>
+      </w:r>
+      <w:r>
+        <w:rPr>
+          <w:rFonts w:hint="eastAsia"/>
+        </w:rPr>
+        <w:t>.</w:t>
+      </w:r>
+      <w:r>
+        <w:t xml:space="preserve"> </w:t>
+      </w:r>
+      <w:r>
+        <w:rPr>
+          <w:rFonts w:hint="eastAsia"/>
+        </w:rPr>
+        <w:t>E</w:t>
+      </w:r>
+      <w:r>
+        <w:t>ach chunk focuses on a specific piece of information.</w:t>
+      </w:r>
+    </w:p>
+    <w:p/>
+    <w:p>
+      <w:pPr>
+        <w:rPr>
+          <w:b/>
+          <w:bCs/>
+        </w:rPr>
+      </w:pPr>
+      <w:r>
+        <w:rPr>
+          <w:rFonts w:hint="eastAsia"/>
+        </w:rPr>
+        <w:t>第三步是</w:t>
+      </w:r>
+      <w:r>
+        <w:rPr>
+          <w:b/>
+          <w:bCs/>
+        </w:rPr>
+        <w:t>Embedding（向量化）</w:t>
+      </w:r>
+      <w:r>
+        <w:rPr>
+          <w:rFonts w:hint="eastAsia"/>
+          <w:b/>
+          <w:bCs/>
+        </w:rPr>
+        <w:t>。</w:t>
+      </w:r>
+      <w:r>
+        <w:t>Embedding 模型会把一段文字转成一个高维数字向量</w:t>
+      </w:r>
+    </w:p>
+    <w:p>
+      <w:r>
+        <w:t>The embedding model converts each piece of text into a high-dimensional numerical vector.</w:t>
+      </w:r>
+    </w:p>
+    <w:p>
+      <w:r>
+        <w:rPr>
+          <w:rFonts w:hint="eastAsia"/>
+        </w:rPr>
+        <w:t>最后一步是</w:t>
+      </w:r>
+      <w:r>
+        <w:rPr>
+          <w:rFonts w:hint="eastAsia"/>
+          <w:b/>
+          <w:bCs/>
+        </w:rPr>
+        <w:t>入库。</w:t>
+      </w:r>
+      <w:r>
+        <w:t>把每个 chunk 的向量和原始文本一起存进向量数据库</w:t>
+      </w:r>
+    </w:p>
+    <w:p>
+      <w:r>
+        <w:t xml:space="preserve">we </w:t>
+      </w:r>
+      <w:r>
+        <w:rPr>
+          <w:b/>
+          <w:bCs/>
+        </w:rPr>
+        <w:t>store everything in the database</w:t>
+      </w:r>
+      <w:r>
+        <w:t>. We save both the vector and the original text of each chunk in a vector database.</w:t>
+      </w:r>
+    </w:p>
+    <w:p/>
+    <w:p>
+      <w:pPr>
+        <w:pStyle w:val="2"/>
+      </w:pPr>
+      <w:r>
+        <w:t>在线阶段</w:t>
+      </w:r>
+    </w:p>
+    <w:p>
+      <w:r>
+        <w:t>在线阶段是每次用户提问时实时执行</w:t>
+      </w:r>
+    </w:p>
+    <w:p>
+      <w:r>
+        <w:t xml:space="preserve">The online stage happens </w:t>
+      </w:r>
+      <w:r>
+        <w:rPr>
+          <w:b/>
+          <w:bCs/>
+        </w:rPr>
+        <w:t>in real time whenever a user asks a question</w:t>
+      </w:r>
+      <w:r>
+        <w:t>.</w:t>
+      </w:r>
+    </w:p>
+    <w:p>
+      <w:r>
+        <w:rPr>
+          <w:rFonts w:hint="eastAsia"/>
+        </w:rPr>
+        <w:t>第一步是</w:t>
+      </w:r>
+      <w:r>
+        <w:rPr>
+          <w:b/>
+          <w:bCs/>
+        </w:rPr>
+        <w:t>Query处理</w:t>
+      </w:r>
+      <w:r>
+        <w:t>。用户的提问往往是口语化的，或者比较模糊。Query改写让LLM把用户的问题改写成更适合检索的形式，或者从对话历史里补充必要的上下文。</w:t>
+      </w:r>
+    </w:p>
+    <w:p>
+      <w:r>
+        <w:t xml:space="preserve">The first step is </w:t>
+      </w:r>
+      <w:r>
+        <w:rPr>
+          <w:b/>
+          <w:bCs/>
+        </w:rPr>
+        <w:t>query processing</w:t>
+      </w:r>
+      <w:r>
+        <w:t>. Users usually ask questions in oral English, and their questions are not always clear.</w:t>
+      </w:r>
+      <w:r>
+        <w:rPr>
+          <w:rFonts w:hint="eastAsia"/>
+        </w:rPr>
+        <w:t xml:space="preserve"> </w:t>
+      </w:r>
+      <w:r>
+        <w:t xml:space="preserve">So we can use an LLM to </w:t>
+      </w:r>
+      <w:r>
+        <w:rPr>
+          <w:b/>
+          <w:bCs/>
+        </w:rPr>
+        <w:t>rewrite</w:t>
+      </w:r>
+      <w:r>
+        <w:t xml:space="preserve"> the query into a form that’s easier to search, or add missing context from the conversation history.</w:t>
+      </w:r>
+    </w:p>
+    <w:p/>
+    <w:p>
+      <w:r>
+        <w:rPr>
+          <w:rFonts w:hint="eastAsia"/>
+        </w:rPr>
+        <w:t>第二步是</w:t>
+      </w:r>
+      <w:r>
+        <w:rPr>
+          <w:rFonts w:hint="eastAsia"/>
+          <w:b/>
+          <w:bCs/>
+        </w:rPr>
+        <w:t>向量检索</w:t>
+      </w:r>
+      <w:r>
+        <w:rPr>
+          <w:b/>
+          <w:bCs/>
+        </w:rPr>
+        <w:t>(粗排)</w:t>
+      </w:r>
+      <w:r>
+        <w:t>。把用户的问题也转成向量，然后去向量库里做相似度搜索，找出向量距离最近的Top-K个chunk。这一步</w:t>
+      </w:r>
+      <w:r>
+        <w:rPr>
+          <w:rFonts w:hint="eastAsia"/>
+        </w:rPr>
+        <w:t>是粗略检索，速度快但准确率不高。</w:t>
+      </w:r>
+    </w:p>
+    <w:p>
+      <w:r>
+        <w:t xml:space="preserve">Then we do </w:t>
+      </w:r>
+      <w:r>
+        <w:rPr>
+          <w:b/>
+          <w:bCs/>
+        </w:rPr>
+        <w:t>vector search</w:t>
+      </w:r>
+      <w:r>
+        <w:t xml:space="preserve">. We convert the user’s question into a vector, then search for the </w:t>
+      </w:r>
+      <w:r>
+        <w:rPr>
+          <w:b/>
+          <w:bCs/>
+        </w:rPr>
+        <w:t>Top-K most similar chunks</w:t>
+      </w:r>
+      <w:r>
+        <w:rPr>
+          <w:rFonts w:hint="eastAsia"/>
+        </w:rPr>
+        <w:t xml:space="preserve"> in </w:t>
+      </w:r>
+      <w:r>
+        <w:t>the vector database</w:t>
+      </w:r>
+      <w:r>
+        <w:t xml:space="preserve">. This step is fast, but </w:t>
+      </w:r>
+      <w:r>
+        <w:rPr>
+          <w:rFonts w:hint="eastAsia"/>
+        </w:rPr>
+        <w:t>not</w:t>
+      </w:r>
+      <w:r>
+        <w:t xml:space="preserve"> accura</w:t>
+      </w:r>
+      <w:r>
+        <w:rPr>
+          <w:rFonts w:hint="eastAsia"/>
+        </w:rPr>
+        <w:t xml:space="preserve">te </w:t>
+      </w:r>
+    </w:p>
+    <w:p>
+      <w:r>
+        <w:rPr>
+          <w:rFonts w:hint="eastAsia"/>
+        </w:rPr>
+        <w:t>第三步</w:t>
+      </w:r>
+      <w:r>
+        <w:rPr>
+          <w:rFonts w:hint="eastAsia"/>
+        </w:rPr>
+        <w:t>是</w:t>
+      </w:r>
+      <w:proofErr w:type="spellStart"/>
+      <w:r>
+        <w:t>Rerank</w:t>
+      </w:r>
+      <w:proofErr w:type="spellEnd"/>
+      <w:r>
+        <w:t>(精排)。</w:t>
+      </w:r>
+      <w:proofErr w:type="spellStart"/>
+      <w:r>
+        <w:t>Rerank</w:t>
+      </w:r>
+      <w:proofErr w:type="spellEnd"/>
+      <w:r>
+        <w:t xml:space="preserve"> 模型会把用户问题和每个候选chunk拼在一起，深度理解它们之间的相关性，然后重新排序，把不相关的结果过滤掉。</w:t>
+      </w:r>
+      <w:r>
+        <w:rPr>
+          <w:rFonts w:hint="eastAsia"/>
+        </w:rPr>
+        <w:t>这一步较慢但准确率高。</w:t>
+      </w:r>
+    </w:p>
+    <w:p>
       <w:r>
         <w:lastRenderedPageBreak/>
-        <w:t>聚焦的内容</w:t>
-      </w:r>
-    </w:p>
-    <w:p>
-      <w:r>
-        <w:t>The second step is chunking. We break the documents into smaller chunks</w:t>
+        <w:t xml:space="preserve">Next comes </w:t>
+      </w:r>
+      <w:r>
+        <w:rPr>
+          <w:b/>
+          <w:bCs/>
+        </w:rPr>
+        <w:t>reranking</w:t>
+      </w:r>
+      <w:r>
+        <w:t>. The rerank</w:t>
+      </w:r>
+      <w:r>
+        <w:rPr>
+          <w:rFonts w:hint="eastAsia"/>
+        </w:rPr>
+        <w:t>ing model</w:t>
+      </w:r>
+      <w:r>
+        <w:t xml:space="preserve"> </w:t>
+      </w:r>
+      <w:r>
+        <w:t>combines the user query with each candidate chunk</w:t>
+      </w:r>
+      <w:r>
+        <w:t xml:space="preserve"> and has a deeper understanding of how relevant they are. It then </w:t>
+      </w:r>
+      <w:r>
+        <w:rPr>
+          <w:b/>
+          <w:bCs/>
+        </w:rPr>
+        <w:t>reorders</w:t>
+      </w:r>
+      <w:r>
+        <w:t xml:space="preserve"> the results and </w:t>
+      </w:r>
+      <w:r>
+        <w:rPr>
+          <w:b/>
+          <w:bCs/>
+        </w:rPr>
+        <w:t>filters</w:t>
+      </w:r>
+      <w:r>
+        <w:t xml:space="preserve"> out irrelevant ones.</w:t>
+      </w:r>
+    </w:p>
+    <w:p/>
+    <w:p>
+      <w:r>
+        <w:rPr>
+          <w:rFonts w:hint="eastAsia"/>
+        </w:rPr>
+        <w:t>第四步</w:t>
+      </w:r>
+      <w:r>
+        <w:t>是</w:t>
+      </w:r>
+      <w:r>
+        <w:rPr>
+          <w:b/>
+          <w:bCs/>
+        </w:rPr>
+        <w:t>生成</w:t>
+      </w:r>
+      <w:r>
+        <w:t>，把用户问题+精排后的chunk拼成 prompt，交给LLM生成最终答案。</w:t>
+      </w:r>
+    </w:p>
+    <w:p>
+      <w:r>
+        <w:rPr>
+          <w:rFonts w:hint="eastAsia"/>
+        </w:rPr>
+        <w:t>The system</w:t>
+      </w:r>
+      <w:r>
+        <w:t xml:space="preserve"> combine</w:t>
+      </w:r>
+      <w:r>
+        <w:rPr>
+          <w:rFonts w:hint="eastAsia"/>
+        </w:rPr>
+        <w:t>s</w:t>
+      </w:r>
+      <w:r>
+        <w:t xml:space="preserve"> the user’s question with the chunks from the reranking stage, put them into a prompt, and send that to the LLM to generate the final answer.</w:t>
+      </w:r>
+    </w:p>
+    <w:p/>
+    <w:p>
+      <w:r>
+        <w:t>RAG最核心的价值</w:t>
+      </w:r>
+      <w:r>
+        <w:rPr>
+          <w:rFonts w:hint="eastAsia"/>
+        </w:rPr>
+        <w:t>：</w:t>
+      </w:r>
+    </w:p>
+    <w:p>
+      <w:r>
+        <w:t>一是知识可以随时热更新，往知识库里加新文档就行，不需要重新训练模型，成本极低。</w:t>
+      </w:r>
+    </w:p>
+    <w:p>
+      <w:r>
+        <w:t>二是答案有溯源，每条回答都能追溯到来自哪个chunk，遇到答错了也知道是哪条知识出了问题</w:t>
+      </w:r>
+    </w:p>
+    <w:p>
+      <w:r>
+        <w:t>First, it supports real-time hot updates of knowledge. New documents can be directly added to the knowledge base without retraining the model</w:t>
+      </w:r>
+      <w:r>
+        <w:rPr>
+          <w:rFonts w:hint="eastAsia"/>
+        </w:rPr>
+        <w:t xml:space="preserve">. </w:t>
+      </w:r>
+      <w:r>
+        <w:t>I</w:t>
+      </w:r>
+      <w:r>
+        <w:rPr>
+          <w:rFonts w:hint="eastAsia"/>
+        </w:rPr>
+        <w:t>t</w:t>
+      </w:r>
+      <w:r>
+        <w:t>’</w:t>
+      </w:r>
+      <w:r>
+        <w:rPr>
+          <w:rFonts w:hint="eastAsia"/>
+        </w:rPr>
+        <w:t>s time cost and money cost are low.</w:t>
+      </w:r>
+    </w:p>
+    <w:p>
+      <w:r>
+        <w:t>Second, all generated answers are traceable. Every response can be linked back to its source chunk, delivering far better explainability than pure LLM generation. If the model outputs incorrect answers, we can easily identify which piece of knowledge caused the error.</w:t>
+      </w:r>
+    </w:p>
+    <w:p>
+      <w:pPr>
+        <w:pStyle w:val="1"/>
+      </w:pPr>
+      <w:r>
+        <w:rPr>
+          <w:rFonts w:hint="eastAsia"/>
+        </w:rPr>
+        <w:t>为什么会产生幻觉</w:t>
+      </w:r>
+      <w:r>
+        <w:t>?</w:t>
+      </w:r>
+    </w:p>
+    <w:p>
+      <w:r>
+        <w:t>因为LLM的核心机制是给定前</w:t>
+      </w:r>
+      <w:r>
+        <w:rPr>
+          <w:rFonts w:hint="eastAsia"/>
+        </w:rPr>
+        <w:t>文</w:t>
+      </w:r>
+      <w:r>
+        <w:t>，预测下一个最可能的token</w:t>
+      </w:r>
+      <w:r>
+        <w:rPr>
+          <w:rFonts w:hint="eastAsia"/>
+        </w:rPr>
+        <w:t>。</w:t>
+      </w:r>
+      <w:r>
+        <w:t>它</w:t>
+      </w:r>
+      <w:r>
+        <w:rPr>
+          <w:rFonts w:hint="eastAsia"/>
+        </w:rPr>
+        <w:t>不会因为</w:t>
+      </w:r>
+      <w:r>
+        <w:t>「我不确定就停下来」，也没办法「知道自己不知道」。当参数里的知识不够用的时候，它只能</w:t>
+      </w:r>
+      <w:r>
+        <w:rPr>
+          <w:rFonts w:hint="eastAsia"/>
+        </w:rPr>
+        <w:t>强行地</w:t>
+      </w:r>
+      <w:r>
+        <w:t>拼凑出一个「听起来合理」的答案。</w:t>
+      </w:r>
+    </w:p>
+    <w:p>
+      <w:r>
+        <w:rPr>
+          <w:rFonts w:hint="eastAsia"/>
+        </w:rPr>
+        <w:t>导致幻觉的核心原因是缺乏相应的</w:t>
+      </w:r>
+      <w:r>
+        <w:t>知识。</w:t>
+      </w:r>
+    </w:p>
+    <w:p>
+      <w:r>
+        <w:t xml:space="preserve">an LLM works by predicting the most probable next token based on preceding context. It cannot stop generating when </w:t>
+      </w:r>
+      <w:r>
+        <w:rPr>
+          <w:rFonts w:hint="eastAsia"/>
+        </w:rPr>
+        <w:t>it is un</w:t>
+      </w:r>
+      <w:r>
+        <w:t>certain</w:t>
       </w:r>
       <w:r>
         <w:rPr>
@@ -320,44 +849,423 @@
         <w:t>.</w:t>
       </w:r>
       <w:r>
+        <w:t xml:space="preserve"> it </w:t>
+      </w:r>
+      <w:r>
+        <w:rPr>
+          <w:rFonts w:hint="eastAsia"/>
+        </w:rPr>
+        <w:t xml:space="preserve">also cannot </w:t>
+      </w:r>
+      <w:r>
+        <w:t>recognize its own ignorance</w:t>
+      </w:r>
+      <w:r>
+        <w:rPr>
+          <w:rFonts w:hint="eastAsia"/>
+        </w:rPr>
+        <w:t>无知</w:t>
+      </w:r>
+      <w:r>
+        <w:t xml:space="preserve">. When the knowledge encoded in its parameters is insufficient, the model can only piece together a </w:t>
+      </w:r>
+      <w:r>
+        <w:rPr>
+          <w:rFonts w:hint="eastAsia"/>
+        </w:rPr>
+        <w:t>reasonable</w:t>
+      </w:r>
+      <w:r>
+        <w:t>-sounding answer.</w:t>
+      </w:r>
+    </w:p>
+    <w:p>
+      <w:r>
+        <w:t>The primary root cause of hallucinations is insufficient relevant knowledge.</w:t>
+      </w:r>
+    </w:p>
+    <w:p/>
+    <w:p>
+      <w:pPr>
+        <w:pStyle w:val="1"/>
+      </w:pPr>
+      <w:r>
+        <w:t>RAG是怎么解决这三个问题的</w:t>
+      </w:r>
+    </w:p>
+    <w:p>
+      <w:r>
+        <w:t>RAG把知识存到外部知识库，用的时候实时检索注入</w:t>
+      </w:r>
+      <w:r>
+        <w:rPr>
+          <w:rFonts w:hint="eastAsia"/>
+        </w:rPr>
+        <w:t>。</w:t>
+      </w:r>
+    </w:p>
+    <w:p>
+      <w:r>
+        <w:rPr>
+          <w:rFonts w:hint="eastAsia"/>
+        </w:rPr>
+        <w:t>具体来说，知识被整理成文档，预处理后存入向量数据库</w:t>
+      </w:r>
+      <w:r>
+        <w:t>;用户提问时，先去数据库里检索最相关的内容片段，把这些片段和用户的问题一起塞进prompt，让LLM基于这些「参考资料」来回答，而不是靠自己的记忆凭空作答。</w:t>
+      </w:r>
+    </w:p>
+    <w:p>
+      <w:r>
+        <w:rPr>
+          <w:rFonts w:hint="eastAsia"/>
+        </w:rPr>
+        <w:t>知识过期的问题</w:t>
+      </w:r>
+      <w:r>
+        <w:t>:新内容随时入库，不需要重新训练模型，知识库更新了就立刻生效。知识缺失的问题:公司文档入库之后，LLM就能「看到」这些内容，问私有问题就能给出准确答案。</w:t>
+      </w:r>
+    </w:p>
+    <w:p>
+      <w:r>
+        <w:t>幻觉问题:LLM有了真实的参考依据，生成答案时是在「复述」检索到的内容，而不是凭记忆发挥，幻觉率会显著降低;而且每条答案都能追溯到来源，用户可以自己去原文核实，可信度大幅提升。</w:t>
+      </w:r>
+    </w:p>
+    <w:p>
+      <w:pPr>
+        <w:rPr>
+          <w:b/>
+          <w:bCs/>
+        </w:rPr>
+      </w:pPr>
+      <w:r>
+        <w:rPr>
+          <w:b/>
+          <w:bCs/>
+        </w:rPr>
+        <w:t>2.2 关键优势</w:t>
+      </w:r>
+    </w:p>
+    <w:p>
+      <w:r>
+        <w:t>（1）</w:t>
+      </w:r>
+      <w:r>
+        <w:rPr>
+          <w:b/>
+          <w:bCs/>
+        </w:rPr>
+        <w:t>准确性与可信度的双重提升</w:t>
+      </w:r>
+    </w:p>
+    <w:p>
+      <w:r>
+        <w:t>RAG 最核心的价值在于突破了模型预训练知识的限制。它不仅能</w:t>
+      </w:r>
+      <w:r>
+        <w:rPr>
+          <w:b/>
+          <w:bCs/>
+        </w:rPr>
+        <w:t>补充专业领域的知识盲区</w:t>
+      </w:r>
+      <w:r>
+        <w:t>，还能通过提供具体的参考材料，有效</w:t>
+      </w:r>
+      <w:r>
+        <w:rPr>
+          <w:b/>
+          <w:bCs/>
+        </w:rPr>
+        <w:t>抑制“一本正经胡说八道”的幻觉现象</w:t>
+      </w:r>
+      <w:r>
+        <w:t>。论文研究还表明，RAG 生成的内容在</w:t>
+      </w:r>
+      <w:r>
+        <w:rPr>
+          <w:b/>
+          <w:bCs/>
+        </w:rPr>
+        <w:t>具体性</w:t>
+      </w:r>
+      <w:r>
+        <w:t>和</w:t>
+      </w:r>
+      <w:r>
+        <w:rPr>
+          <w:b/>
+          <w:bCs/>
+        </w:rPr>
+        <w:t>多样性</w:t>
+      </w:r>
+      <w:r>
+        <w:t>上也显著优于纯 LLM。更重要的是，RAG 具备</w:t>
+      </w:r>
+      <w:r>
+        <w:rPr>
+          <w:b/>
+          <w:bCs/>
+        </w:rPr>
+        <w:t>可溯源性</w:t>
+      </w:r>
+      <w:r>
+        <w:t>——每一条回答都能找到对应的原始文档出处，这种“有据可查”的特性极大提高了内容在法律、医疗等严肃场景下的可信度。</w:t>
+      </w:r>
+    </w:p>
+    <w:p>
+      <w:r>
+        <w:t>（2）</w:t>
+      </w:r>
+      <w:r>
+        <w:rPr>
+          <w:b/>
+          <w:bCs/>
+        </w:rPr>
+        <w:t>时效性保障</w:t>
+      </w:r>
+    </w:p>
+    <w:p>
+      <w:r>
+        <w:t>在知识更新方面，RAG 解决了 LLM 固有的</w:t>
+      </w:r>
+      <w:r>
+        <w:rPr>
+          <w:b/>
+          <w:bCs/>
+        </w:rPr>
+        <w:t>知识时滞问题</w:t>
+      </w:r>
+      <w:r>
+        <w:t>（即模型不知道训练截止日期之后发生的事）。RAG 允许知识库独立于模型进行</w:t>
+      </w:r>
+      <w:r>
+        <w:rPr>
+          <w:b/>
+          <w:bCs/>
+        </w:rPr>
+        <w:t>动态更新</w:t>
+      </w:r>
+      <w:r>
+        <w:t>——新政策或新数据一旦入库，立刻就能被检索到。这种能力在论文中被称为**“索引热拔插”（Index Hot-swapping）**——就像给机器人换一张存储卡一样，瞬间切换其世界知识库，而无需重新训练模型，实现了知识的实时在线。</w:t>
+      </w:r>
+    </w:p>
+    <w:p>
+      <w:r>
+        <w:t>（3）</w:t>
+      </w:r>
+      <w:r>
+        <w:rPr>
+          <w:b/>
+          <w:bCs/>
+        </w:rPr>
+        <w:t>显著的综合成本效益</w:t>
+      </w:r>
+    </w:p>
+    <w:p>
+      <w:r>
+        <w:t>从经济角度看，RAG 是一种高性价比的方案。首先，它</w:t>
+      </w:r>
+      <w:r>
+        <w:rPr>
+          <w:b/>
+          <w:bCs/>
+        </w:rPr>
+        <w:t>避免了高频微调</w:t>
+      </w:r>
+      <w:r>
+        <w:t>带来的巨额算力成本；其次，由于有了外部知识的强力辅助，我们在处理特定领域问题时，往往可以使用</w:t>
+      </w:r>
+      <w:r>
+        <w:rPr>
+          <w:b/>
+          <w:bCs/>
+        </w:rPr>
+        <w:t>参数量更小的基础模型</w:t>
+      </w:r>
+      <w:r>
+        <w:t>来达到类似的效果，从而直接降低了推理成本。这种架构也减少了试图将海量知识强行“塞入”模型权重中所需的计算资源消耗。</w:t>
+      </w:r>
+    </w:p>
+    <w:p>
+      <w:r>
+        <w:lastRenderedPageBreak/>
+        <w:t>（4）</w:t>
+      </w:r>
+      <w:r>
+        <w:rPr>
+          <w:b/>
+          <w:bCs/>
+        </w:rPr>
+        <w:t>灵活的模块化可扩展性</w:t>
+      </w:r>
+    </w:p>
+    <w:p>
+      <w:r>
+        <w:t>RAG 的架构具备极强的包容性，支持</w:t>
+      </w:r>
+      <w:r>
+        <w:rPr>
+          <w:b/>
+          <w:bCs/>
+        </w:rPr>
+        <w:t>多源集成</w:t>
+      </w:r>
+      <w:r>
+        <w:t>，无论是 PDF、Word 还是网页数据，都能统一构建进知识库中。同时，其</w:t>
+      </w:r>
+      <w:r>
+        <w:rPr>
+          <w:b/>
+          <w:bCs/>
+        </w:rPr>
+        <w:t>模块化设计</w:t>
+      </w:r>
+      <w:r>
+        <w:t>实现了检索与生成的解耦，这意味着我们可以独立优化检索组件（比如更换更好的 Embedding 模型），而不会影响到生成组件的稳定性，便于系统的长期迭代。</w:t>
+      </w:r>
+    </w:p>
+    <w:p>
+      <w:pPr>
+        <w:rPr>
+          <w:rFonts w:hint="eastAsia"/>
+        </w:rPr>
+      </w:pPr>
+    </w:p>
+    <w:p>
+      <w:pPr>
+        <w:pStyle w:val="1"/>
+      </w:pPr>
+      <w:r>
+        <w:t>P</w:t>
+      </w:r>
+      <w:r>
+        <w:rPr>
+          <w:rFonts w:hint="eastAsia"/>
+        </w:rPr>
+        <w:t>rompt engineering vs rag vs fine-tuning</w:t>
+      </w:r>
+    </w:p>
+    <w:p>
+      <w:pPr>
+        <w:rPr>
+          <w:rFonts w:hint="eastAsia"/>
+        </w:rPr>
+      </w:pPr>
+    </w:p>
+    <w:p>
+      <w:pPr>
+        <w:pStyle w:val="1"/>
+      </w:pPr>
+      <w:r>
+        <w:t>4.RAG中的文档是怎么存的?粒度是多大?</w:t>
+      </w:r>
+    </w:p>
+    <w:p>
+      <w:r>
+        <w:rPr>
+          <w:rFonts w:hint="eastAsia"/>
+        </w:rPr>
+        <w:t>先将文档切成chunk再存入向量数据库。因为：</w:t>
+      </w:r>
+    </w:p>
+    <w:p>
+      <w:r>
+        <w:rPr>
+          <w:rFonts w:hint="eastAsia"/>
+        </w:rPr>
+        <w:t>第一，向量模型有输入长度限制，一般最多几百到几千</w:t>
+      </w:r>
+      <w:r>
+        <w:t>token，</w:t>
+      </w:r>
+      <w:r>
+        <w:rPr>
+          <w:rFonts w:hint="eastAsia"/>
+        </w:rPr>
+        <w:t>如果</w:t>
+      </w:r>
+      <w:r>
+        <w:t>文档塞不进</w:t>
+      </w:r>
+      <w:r>
+        <w:rPr>
+          <w:rFonts w:hint="eastAsia"/>
+        </w:rPr>
+        <w:t>数据库</w:t>
+      </w:r>
+      <w:r>
+        <w:t>。</w:t>
+      </w:r>
+    </w:p>
+    <w:p>
+      <w:r>
+        <w:rPr>
+          <w:rFonts w:hint="eastAsia"/>
+        </w:rPr>
+        <w:t>第二，</w:t>
+      </w:r>
+      <w:r>
+        <w:rPr>
+          <w:rFonts w:hint="eastAsia"/>
+        </w:rPr>
+        <w:t>如果把整篇文档放进向量数据库，向量模型会</w:t>
+      </w:r>
+      <w:r>
+        <w:rPr>
+          <w:rFonts w:hint="eastAsia"/>
+        </w:rPr>
+        <w:t>把整篇文章压缩成一个向量，</w:t>
+      </w:r>
+      <w:r>
+        <w:rPr>
+          <w:rFonts w:hint="eastAsia"/>
+        </w:rPr>
+        <w:t>会丢失细节</w:t>
+      </w:r>
+      <w:r>
+        <w:rPr>
+          <w:rFonts w:hint="eastAsia"/>
+        </w:rPr>
+        <w:t>，</w:t>
+      </w:r>
+      <w:r>
+        <w:rPr>
+          <w:rFonts w:hint="eastAsia"/>
+        </w:rPr>
+        <w:t>影响检索精度。</w:t>
+      </w:r>
+    </w:p>
+    <w:p/>
+    <w:p>
+      <w:pPr>
+        <w:rPr>
+          <w:rFonts w:hint="eastAsia"/>
+        </w:rPr>
+      </w:pPr>
+      <w:r>
+        <w:rPr>
+          <w:rFonts w:hint="eastAsia"/>
+        </w:rPr>
+        <w:t>通常</w:t>
+      </w:r>
+      <w:r>
+        <w:rPr>
+          <w:rFonts w:hint="eastAsia"/>
+        </w:rPr>
+        <w:t>一个chunk包含</w:t>
+      </w:r>
+      <w:r>
+        <w:t>500~1000</w:t>
+      </w:r>
+      <w:r>
+        <w:rPr>
+          <w:rFonts w:hint="eastAsia"/>
+        </w:rPr>
         <w:t xml:space="preserve"> </w:t>
       </w:r>
       <w:r>
-        <w:rPr>
-          <w:rFonts w:hint="eastAsia"/>
-        </w:rPr>
-        <w:t>E</w:t>
-      </w:r>
-      <w:r>
-        <w:t>ach chunk focuses on a specific piece of information.</w:t>
-      </w:r>
-    </w:p>
-    <w:p>
-      <w:pPr>
-        <w:pStyle w:val="2"/>
-      </w:pPr>
-      <w:r>
-        <w:rPr>
-          <w:rFonts w:hint="eastAsia"/>
-        </w:rPr>
-        <w:t>为什么</w:t>
-      </w:r>
-      <w:r>
-        <w:rPr>
-          <w:rFonts w:hint="eastAsia"/>
-        </w:rPr>
-        <w:t>需要chunck</w:t>
-      </w:r>
-      <w:r>
-        <w:rPr>
-          <w:rFonts w:hint="eastAsia"/>
-        </w:rPr>
-        <w:t>？</w:t>
-      </w:r>
-    </w:p>
-    <w:p>
-      <w:r>
-        <w:t>一是向量模型有输入长度限制，一般最多几百到几千个 token，整篇文档根本塞不进去。二是如果把一整篇文章压缩成一个向量，细节信息会被「平均掉」</w:t>
+        <w:t>token</w:t>
       </w:r>
       <w:r>
         <w:rPr>
@@ -368,80 +1276,170 @@
     </w:p>
     <w:p>
       <w:r>
-        <w:t xml:space="preserve">First, embedding models have </w:t>
-      </w:r>
-      <w:r>
-        <w:rPr>
-          <w:b/>
-          <w:bCs/>
-        </w:rPr>
-        <w:t>input length limits</w:t>
-      </w:r>
-      <w:r>
-        <w:t xml:space="preserve">, usually ranging from a few hundred to a few thousand tokens, so we can’t just put an entire document into the model. Second, if we turn an entire document into a single </w:t>
-      </w:r>
-      <w:r>
-        <w:rPr>
-          <w:b/>
-          <w:bCs/>
-        </w:rPr>
-        <w:t>vector</w:t>
-      </w:r>
-      <w:r>
-        <w:t>, a lot of detail</w:t>
-      </w:r>
-      <w:r>
-        <w:rPr>
-          <w:rFonts w:hint="eastAsia"/>
-        </w:rPr>
-        <w:t>s</w:t>
-      </w:r>
-      <w:r>
-        <w:t xml:space="preserve"> can</w:t>
-      </w:r>
-      <w:r>
-        <w:rPr>
-          <w:b/>
-          <w:bCs/>
-        </w:rPr>
-        <w:t xml:space="preserve"> get averaged out</w:t>
-      </w:r>
-      <w:r>
-        <w:t>.</w:t>
-      </w:r>
-    </w:p>
-    <w:p>
-      <w:pPr>
-        <w:pStyle w:val="2"/>
-      </w:pPr>
-      <w:r>
-        <w:t>C</w:t>
-      </w:r>
-      <w:r>
-        <w:rPr>
-          <w:rFonts w:hint="eastAsia"/>
-        </w:rPr>
-        <w:t>hunck</w:t>
-      </w:r>
-      <w:r>
-        <w:rPr>
-          <w:rFonts w:hint="eastAsia"/>
-        </w:rPr>
-        <w:t>太长和太小</w:t>
-      </w:r>
-    </w:p>
-    <w:p>
-      <w:r>
-        <w:t>太大了，信息太杂，检索时容易召回来一堆不相关的东西</w:t>
-      </w:r>
-      <w:r>
-        <w:rPr>
-          <w:rFonts w:hint="eastAsia"/>
-        </w:rPr>
-        <w:t>；</w:t>
-      </w:r>
-      <w:r>
-        <w:t>太小了，语义不完整，上下文被切断了</w:t>
+        <w:t>chunk太大，向量把太多语义压缩在起，变得笼统，检索时容易召回和问题只有部分相关的内容，同时也更容易超出Embedding模型的输入长度限制。</w:t>
+      </w:r>
+    </w:p>
+    <w:p>
+      <w:r>
+        <w:t>chunk太小，单个chunk语义不完整</w:t>
+      </w:r>
+      <w:r>
+        <w:rPr>
+          <w:rFonts w:hint="eastAsia"/>
+        </w:rPr>
+        <w:t>，</w:t>
+      </w:r>
+      <w:r>
+        <w:t xml:space="preserve"> </w:t>
+      </w:r>
+      <w:r>
+        <w:t>LLM拿到这段内容也看不懂，而且检索噪音更多。</w:t>
+      </w:r>
+    </w:p>
+    <w:p>
+      <w:pPr>
+        <w:pStyle w:val="1"/>
+      </w:pPr>
+      <w:r>
+        <w:t>详细说说文档切割(Chunking)策略?</w:t>
+      </w:r>
+    </w:p>
+    <w:p>
+      <w:pPr>
+        <w:rPr>
+          <w:b/>
+          <w:bCs/>
+        </w:rPr>
+      </w:pPr>
+      <w:r>
+        <w:rPr>
+          <w:b/>
+          <w:bCs/>
+        </w:rPr>
+        <w:t>Fixed Size Chunking</w:t>
+      </w:r>
+    </w:p>
+    <w:p>
+      <w:r>
+        <w:rPr>
+          <w:rFonts w:hint="eastAsia"/>
+        </w:rPr>
+        <w:lastRenderedPageBreak/>
+        <w:t>最</w:t>
+      </w:r>
+      <w:r>
+        <w:rPr>
+          <w:rFonts w:hint="eastAsia"/>
+        </w:rPr>
+        <w:t>暴力chunking</w:t>
+      </w:r>
+      <w:r>
+        <w:rPr>
+          <w:rFonts w:hint="eastAsia"/>
+        </w:rPr>
+        <w:t>的方式，按固定字符数</w:t>
+      </w:r>
+      <w:r>
+        <w:t>切割。</w:t>
+      </w:r>
+    </w:p>
+    <w:p>
+      <w:r>
+        <w:t>优点是实现简单、chunk大小可控;</w:t>
+      </w:r>
+    </w:p>
+    <w:p>
+      <w:r>
+        <w:rPr>
+          <w:rFonts w:hint="eastAsia"/>
+        </w:rPr>
+        <w:t>缺点是可能在句子中间截断，破坏语义完整性。</w:t>
+      </w:r>
+    </w:p>
+    <w:p>
+      <w:r>
+        <w:rPr>
+          <w:rFonts w:hint="eastAsia"/>
+        </w:rPr>
+        <w:t>通常会加上</w:t>
+      </w:r>
+      <w:r>
+        <w:t>*重叠(overlap)*来缓解边界截断问题</w:t>
+      </w:r>
+    </w:p>
+    <w:p/>
+    <w:p>
+      <w:pPr>
+        <w:rPr>
+          <w:b/>
+          <w:bCs/>
+        </w:rPr>
+      </w:pPr>
+      <w:r>
+        <w:rPr>
+          <w:b/>
+          <w:bCs/>
+        </w:rPr>
+        <w:t>语义边界切割(Semantic Based Chunking)</w:t>
+      </w:r>
+    </w:p>
+    <w:p>
+      <w:r>
+        <w:t>按文档的自然语义边界来切，比如段落、句子、标题层级</w:t>
+      </w:r>
+    </w:p>
+    <w:p>
+      <w:r>
+        <w:rPr>
+          <w:rFonts w:hint="eastAsia"/>
+        </w:rPr>
+        <w:t>使每个chunk都能表达一个完整意思</w:t>
+      </w:r>
+    </w:p>
+    <w:p/>
+    <w:p>
+      <w:pPr>
+        <w:rPr>
+          <w:rFonts w:hint="eastAsia"/>
+          <w:b/>
+          <w:bCs/>
+        </w:rPr>
+      </w:pPr>
+      <w:r>
+        <w:rPr>
+          <w:rFonts w:hint="eastAsia"/>
+          <w:b/>
+          <w:bCs/>
+        </w:rPr>
+        <w:t>父子切割</w:t>
+      </w:r>
+      <w:r>
+        <w:rPr>
+          <w:b/>
+          <w:bCs/>
+        </w:rPr>
+        <w:t>(Parent-Child Chunking)</w:t>
+      </w:r>
+    </w:p>
+    <w:p>
+      <w:r>
+        <w:t>存储时，同一段内容存两份。一份是小chunk，专门用于向量检索，因为小chunk语义聚焦，围绕一个小话题，检索精度高。另一份是包含这个小 chunk前后上下文的大chunk，通过ID与对应的小chunk关联。检索时用小chunk找到精准的命中点，然后根据关联ID取出对应的大chunk，把完整的上下文交给LLM阅读，生成质量更好。</w:t>
+      </w:r>
+    </w:p>
+    <w:p>
+      <w:pPr>
+        <w:rPr>
+          <w:rFonts w:hint="eastAsia"/>
+        </w:rPr>
+      </w:pPr>
+      <w:r>
+        <w:rPr>
+          <w:rFonts w:hint="eastAsia"/>
+        </w:rPr>
+        <w:t>缺点</w:t>
+      </w:r>
+      <w:r>
+        <w:t>是存储量翻倍，索引构建复杂</w:t>
       </w:r>
       <w:r>
         <w:rPr>
@@ -449,1524 +1447,411 @@
         </w:rPr>
         <w:t>。</w:t>
       </w:r>
-      <w:r>
-        <w:t>实践中通常500~1000token一个chunk，同时做一定的重叠，避免把一段完整的语义从中间切断。</w:t>
-      </w:r>
-    </w:p>
-    <w:p>
-      <w:r>
-        <w:t xml:space="preserve">if a chunk is too large, retrieval may bring back a lot of irrelevant content. </w:t>
-      </w:r>
-    </w:p>
-    <w:p>
-      <w:r>
-        <w:t>If it’s too small, the meaning may be incomplete.</w:t>
-      </w:r>
-    </w:p>
-    <w:p>
-      <w:r>
-        <w:t xml:space="preserve">In practice, we often use around </w:t>
-      </w:r>
-      <w:r>
-        <w:rPr>
-          <w:b/>
-          <w:bCs/>
-        </w:rPr>
-        <w:t>500 to 1,000 tokens per chunk</w:t>
-      </w:r>
-      <w:r>
-        <w:t>, with some overlap between chunks. This helps avoid cutting off a complete piece of meaning.</w:t>
-      </w:r>
-    </w:p>
-    <w:p>
-      <w:pPr>
-        <w:rPr>
-          <w:b/>
-          <w:bCs/>
-        </w:rPr>
-      </w:pPr>
-      <w:r>
-        <w:rPr>
-          <w:rFonts w:hint="eastAsia"/>
-        </w:rPr>
-        <w:t>第三步是</w:t>
-      </w:r>
-      <w:r>
-        <w:rPr>
-          <w:b/>
-          <w:bCs/>
-        </w:rPr>
-        <w:t>Embedding（向量化）</w:t>
-      </w:r>
-      <w:r>
-        <w:rPr>
-          <w:rFonts w:hint="eastAsia"/>
-          <w:b/>
-          <w:bCs/>
+    </w:p>
+    <w:p>
+      <w:pPr>
+        <w:pStyle w:val="1"/>
+      </w:pPr>
+      <w:r>
+        <w:t>5.怎么规避语义被切割掉的问题?</w:t>
+      </w:r>
+    </w:p>
+    <w:p>
+      <w:pPr>
+        <w:rPr>
+          <w:rFonts w:hint="eastAsia"/>
+        </w:rPr>
+      </w:pPr>
+    </w:p>
+    <w:p>
+      <w:pPr>
+        <w:pStyle w:val="1"/>
+      </w:pPr>
+      <w:r>
+        <w:t>6. 在 RAG 中 Embedding 究竟是什么?</w:t>
+      </w:r>
+    </w:p>
+    <w:p>
+      <w:r>
+        <w:t>Embedding模型把一段自然语言文本映射成一个固定长度的浮点数向量。</w:t>
+      </w:r>
+    </w:p>
+    <w:p>
+      <w:r>
+        <w:rPr>
+          <w:rFonts w:hint="eastAsia"/>
+        </w:rPr>
+        <w:t>这个映射的</w:t>
+      </w:r>
+      <w:r>
+        <w:rPr>
+          <w:rFonts w:hint="eastAsia"/>
+        </w:rPr>
+        <w:t>性质</w:t>
+      </w:r>
+      <w:r>
+        <w:t>:语义相近的文本，向量的余弦相似度高。</w:t>
+      </w:r>
+    </w:p>
+    <w:p>
+      <w:r>
+        <w:t>RAG 里的语义检索就是靠这个</w:t>
+      </w:r>
+      <w:r>
+        <w:rPr>
+          <w:rFonts w:hint="eastAsia"/>
+        </w:rPr>
+        <w:t>性质</w:t>
+      </w:r>
+      <w:r>
+        <w:t>实现的</w:t>
+      </w:r>
+    </w:p>
+    <w:p/>
+    <w:p>
+      <w:pPr>
+        <w:pStyle w:val="1"/>
+      </w:pPr>
+      <w:r>
+        <w:lastRenderedPageBreak/>
+        <w:t>如何选择和评估一个Embedding 模型?</w:t>
+      </w:r>
+    </w:p>
+    <w:p>
+      <w:r>
+        <w:rPr>
+          <w:rFonts w:hint="eastAsia"/>
+        </w:rPr>
+        <w:t>我有三个选择维度</w:t>
+      </w:r>
+    </w:p>
+    <w:p>
+      <w:pPr>
+        <w:rPr>
+          <w:rFonts w:hint="eastAsia"/>
+        </w:rPr>
+      </w:pPr>
+      <w:r>
+        <w:rPr>
+          <w:rFonts w:hint="eastAsia"/>
+        </w:rPr>
+        <w:t>1.</w:t>
+      </w:r>
+      <w:r>
+        <w:t>知识库</w:t>
+      </w:r>
+      <w:r>
+        <w:rPr>
+          <w:rFonts w:hint="eastAsia"/>
+        </w:rPr>
+        <w:t>使用的语言。</w:t>
+      </w:r>
+      <w:r>
+        <w:t xml:space="preserve">以中文为主，可以选 bge-large-zh-v1.5 </w:t>
+      </w:r>
+      <w:r>
+        <w:rPr>
+          <w:rFonts w:hint="eastAsia"/>
+        </w:rPr>
+        <w:t>；英文用open ai的模型；中英文混合用</w:t>
+      </w:r>
+    </w:p>
+    <w:p>
+      <w:r>
+        <w:rPr>
+          <w:rFonts w:hint="eastAsia"/>
+        </w:rPr>
+        <w:t>2.</w:t>
+      </w:r>
+      <w:r>
+        <w:rPr>
+          <w:rFonts w:hint="eastAsia"/>
+        </w:rPr>
+        <w:t>数据合规要求</w:t>
+      </w:r>
+      <w:r>
+        <w:rPr>
+          <w:rFonts w:hint="eastAsia"/>
+        </w:rPr>
+        <w:t>：</w:t>
+      </w:r>
+      <w:r>
+        <w:t>数据不能出境，就必须用可以本地部署的开源模型，BGE 系列和Qwen3</w:t>
+      </w:r>
+      <w:r>
+        <w:rPr>
+          <w:rFonts w:hint="eastAsia"/>
+        </w:rPr>
+        <w:t xml:space="preserve"> </w:t>
+      </w:r>
+      <w:r>
+        <w:t>Embedding都是很好的选择。</w:t>
+      </w:r>
+    </w:p>
+    <w:p>
+      <w:pPr>
+        <w:rPr>
+          <w:rFonts w:hint="eastAsia"/>
+        </w:rPr>
+      </w:pPr>
+      <w:r>
+        <w:rPr>
+          <w:rFonts w:hint="eastAsia"/>
+        </w:rPr>
+        <w:t>3.</w:t>
+      </w:r>
+      <w:r>
+        <w:rPr>
+          <w:rFonts w:hint="eastAsia"/>
+        </w:rPr>
+        <w:t>向量维度对存储和检索速度的影响</w:t>
+      </w:r>
+      <w:r>
+        <w:t>:维度越高精度越好，但存储空间和检索时间都会增加。百万量级的知识库，1024</w:t>
+      </w:r>
+      <w:r>
+        <w:rPr>
+          <w:rFonts w:hint="eastAsia"/>
+        </w:rPr>
+        <w:t>dim</w:t>
+      </w:r>
+      <w:r>
+        <w:t>是个合理的平衡点;如果规模很小，1536</w:t>
+      </w:r>
+      <w:r>
+        <w:rPr>
+          <w:rFonts w:hint="eastAsia"/>
+        </w:rPr>
+        <w:t>dim</w:t>
+      </w:r>
+      <w:r>
+        <w:t>也无所谓。</w:t>
+      </w:r>
+    </w:p>
+    <w:p>
+      <w:pPr>
+        <w:pStyle w:val="1"/>
+      </w:pPr>
+      <w:r>
+        <w:t>7.Embedding 有哪几种算法你</w:t>
+      </w:r>
+      <w:r>
+        <w:rPr>
+          <w:rFonts w:hint="eastAsia"/>
+        </w:rPr>
+        <w:t>了解过吗</w:t>
+      </w:r>
+      <w:r>
+        <w:t>?</w:t>
+      </w:r>
+    </w:p>
+    <w:p>
+      <w:pPr>
+        <w:rPr>
+          <w:rFonts w:hint="eastAsia"/>
+        </w:rPr>
+      </w:pPr>
+    </w:p>
+    <w:p>
+      <w:pPr>
+        <w:pStyle w:val="1"/>
+      </w:pPr>
+      <w:r>
+        <w:t>8.什么是向量数据库?有没有做过向量数据库的对比选型?</w:t>
+      </w:r>
+    </w:p>
+    <w:p>
+      <w:r>
+        <w:rPr>
+          <w:rFonts w:hint="eastAsia"/>
+        </w:rPr>
+        <w:t>向量数据库就是专门用来存储和检索「向量」的数据库。</w:t>
+      </w:r>
+    </w:p>
+    <w:p>
+      <w:r>
+        <w:rPr>
+          <w:rFonts w:hint="eastAsia"/>
+        </w:rPr>
+        <w:t>这里的向量，指的是嵌入模型</w:t>
+      </w:r>
+      <w:r>
+        <w:t>(Embedding Model)把文本、图片、音频这些内容转换成的一串浮点数</w:t>
+      </w:r>
+      <w:r>
+        <w:rPr>
+          <w:rFonts w:hint="eastAsia"/>
         </w:rPr>
         <w:t>。</w:t>
       </w:r>
       <w:r>
-        <w:t>Embedding 模型会把一段文字转成一个高维数字向量</w:t>
-      </w:r>
-    </w:p>
-    <w:p>
-      <w:r>
-        <w:t>The embedding model converts each piece of text into a high-dimensional numerical vector.</w:t>
-      </w:r>
-    </w:p>
-    <w:p>
-      <w:r>
-        <w:rPr>
-          <w:rFonts w:hint="eastAsia"/>
-        </w:rPr>
-        <w:t>最后一步是</w:t>
-      </w:r>
-      <w:r>
-        <w:rPr>
-          <w:rFonts w:hint="eastAsia"/>
-          <w:b/>
-          <w:bCs/>
-        </w:rPr>
-        <w:t>入库。</w:t>
-      </w:r>
-      <w:r>
-        <w:t>把每个 chunk 的向量和原始文本一起存进向量数据库</w:t>
-      </w:r>
-    </w:p>
-    <w:p>
-      <w:r>
-        <w:t xml:space="preserve">we </w:t>
-      </w:r>
-      <w:r>
-        <w:rPr>
-          <w:b/>
-          <w:bCs/>
-        </w:rPr>
-        <w:t>store everything in the database</w:t>
-      </w:r>
-      <w:r>
-        <w:t>. We save both the vector and the original text of each chunk in a vector database.</w:t>
-      </w:r>
-    </w:p>
-    <w:p/>
-    <w:p>
-      <w:pPr>
-        <w:rPr>
-          <w:b/>
-          <w:bCs/>
-        </w:rPr>
-      </w:pPr>
-      <w:r>
-        <w:rPr>
-          <w:b/>
-          <w:bCs/>
-        </w:rPr>
-        <w:t>在线阶段</w:t>
-      </w:r>
-    </w:p>
-    <w:p>
-      <w:r>
-        <w:t>在线阶段是每次用户提问时实时执行</w:t>
-      </w:r>
-    </w:p>
-    <w:p>
-      <w:r>
-        <w:t xml:space="preserve">The online stage happens </w:t>
-      </w:r>
-      <w:r>
-        <w:rPr>
-          <w:b/>
-          <w:bCs/>
-        </w:rPr>
-        <w:t>in real time whenever a user asks a question</w:t>
-      </w:r>
-      <w:r>
-        <w:t>.</w:t>
-      </w:r>
-    </w:p>
-    <w:p>
-      <w:r>
-        <w:rPr>
-          <w:rFonts w:hint="eastAsia"/>
-        </w:rPr>
+        <w:t>每一个向量代表了这段内容的「语义含义」，语义越相近的内容，它们的向量在高维空间里的距离就越近。</w:t>
+      </w:r>
+    </w:p>
+    <w:p>
+      <w:r>
+        <w:rPr>
+          <w:rFonts w:hint="eastAsia"/>
+        </w:rPr>
+        <w:t>向量数据库支持的核心操作叫做近似最近邻搜索</w:t>
+      </w:r>
+      <w:r>
+        <w:t>(</w:t>
+      </w:r>
+      <w:proofErr w:type="spellStart"/>
+      <w:r>
+        <w:t>ANN,Approximate</w:t>
+      </w:r>
+      <w:proofErr w:type="spellEnd"/>
+      <w:r>
+        <w:t xml:space="preserve"> Nearest Neighbor):给你一个查询向量，在库里找出和它最相似的K个向量，返回对应的原始内容。</w:t>
+      </w:r>
+    </w:p>
+    <w:p>
+      <w:r>
+        <w:t>这正是RAG里「检索」那一步的底层支撑一用户问了一个问题，先把问题转成向量，再去向量数据库里找最相关的文档片段，最后喂给大模型生成回答。</w:t>
+      </w:r>
+    </w:p>
+    <w:p>
+      <w:r>
+        <w:rPr>
+          <w:b/>
+          <w:bCs/>
+        </w:rPr>
+        <w:t>MySQL 擅长精确匹配（WHERE id = 123），向量数据库擅长语义相似（「找和这个意思最接近的内容」）</w:t>
+      </w:r>
+      <w:r>
+        <w:t>。两者解决的是完全不同的问题，不是互相替代的关系。</w:t>
+      </w:r>
+    </w:p>
+    <w:p>
+      <w:pPr>
+        <w:rPr>
+          <w:rFonts w:hint="eastAsia"/>
+        </w:rPr>
+      </w:pPr>
+    </w:p>
+    <w:p>
+      <w:pPr>
+        <w:pStyle w:val="1"/>
+      </w:pPr>
+      <w:r>
+        <w:t>9.讲讲你用的向量数据库?数据量级是多大?性能如何?遇到过性能瓶颈吗?</w:t>
+      </w:r>
+    </w:p>
+    <w:p>
+      <w:r>
+        <w:rPr>
+          <w:rFonts w:hint="eastAsia"/>
+        </w:rPr>
+        <w:t>我们生产环境用的是</w:t>
+      </w:r>
+      <w:r>
+        <w:t>Milvus,数据量级在百万条向量左右，每条是1024维，用HNSW索引，单次查询的延迟在20到50毫秒。选 Milvus主要是因为它支持分布式部署和读写分离，适合数据量大、并发高的场景。</w:t>
+      </w:r>
+    </w:p>
+    <w:p>
+      <w:r>
+        <w:rPr>
+          <w:rFonts w:hint="eastAsia"/>
+        </w:rPr>
+        <w:t>我遇到过两个比较典型的瓶颈。</w:t>
+      </w:r>
+    </w:p>
+    <w:p>
+      <w:r>
+        <w:rPr>
+          <w:rFonts w:hint="eastAsia"/>
+        </w:rPr>
+        <w:t>第一个是内存压力，百万级的</w:t>
+      </w:r>
+      <w:r>
+        <w:t>1024维向量光原始数据就要好几个GB，后来我们开启了标量量化SQ8，把float32压成int8，内存直接降到原来的四分之一。</w:t>
+      </w:r>
+    </w:p>
+    <w:p>
+      <w:pPr>
+        <w:rPr>
+          <w:rFonts w:hint="eastAsia"/>
+        </w:rPr>
+      </w:pPr>
+      <w:r>
+        <w:rPr>
+          <w:rFonts w:hint="eastAsia"/>
+        </w:rPr>
+        <w:t>第二个是大批量写入的时候会触发后台</w:t>
+      </w:r>
+      <w:r>
+        <w:t>Segment 合并，影响查询延迟，我们的解法是把批量写入改到业务</w:t>
+      </w:r>
+      <w:r>
+        <w:rPr>
+          <w:rFonts w:hint="eastAsia"/>
+        </w:rPr>
+        <w:t>低峰期，分批小批次写入。</w:t>
+      </w:r>
+    </w:p>
+    <w:p>
+      <w:pPr>
+        <w:rPr>
+          <w:rFonts w:hint="eastAsia"/>
+        </w:rPr>
+      </w:pPr>
+    </w:p>
+    <w:p>
+      <w:pPr>
+        <w:pStyle w:val="1"/>
+      </w:pPr>
+      <w:r>
+        <w:t>11.请你介绍一下向量检索和关</w:t>
+      </w:r>
+      <w:r>
+        <w:rPr>
+          <w:rFonts w:hint="eastAsia"/>
+        </w:rPr>
+        <w:t>键词检索的区别</w:t>
+      </w:r>
+      <w:r>
+        <w:t>?</w:t>
+      </w:r>
+    </w:p>
+    <w:p>
+      <w:pPr>
+        <w:rPr>
+          <w:rFonts w:hint="eastAsia"/>
+        </w:rPr>
+      </w:pPr>
+    </w:p>
+    <w:p>
+      <w:pPr>
+        <w:pStyle w:val="1"/>
+      </w:pPr>
+      <w:r>
+        <w:t>12.如何润色用户的Query(Query Rewrite)?目的是什</w:t>
+      </w:r>
+      <w:r>
+        <w:rPr>
+          <w:rFonts w:hint="eastAsia"/>
+        </w:rPr>
+        <w:t>么</w:t>
+      </w:r>
+      <w:r>
+        <w:t>?</w:t>
+      </w:r>
+    </w:p>
+    <w:p>
+      <w:pPr>
+        <w:rPr>
+          <w:rFonts w:hint="eastAsia"/>
+        </w:rPr>
+      </w:pPr>
+    </w:p>
+    <w:p>
+      <w:pPr>
+        <w:pStyle w:val="1"/>
+      </w:pPr>
+      <w:r>
         <w:lastRenderedPageBreak/>
-        <w:t>第一步是</w:t>
-      </w:r>
-      <w:r>
-        <w:rPr>
-          <w:b/>
-          <w:bCs/>
-        </w:rPr>
-        <w:t>Query处理</w:t>
-      </w:r>
-      <w:r>
-        <w:t>。用户的提问往往是口语化的，或者比较模糊。Query改写让LLM把用户的问题改写成更适合检索的形式，或者从对话历史里补充必要的上下文。</w:t>
-      </w:r>
-    </w:p>
-    <w:p>
-      <w:r>
-        <w:t xml:space="preserve">The first step is </w:t>
-      </w:r>
-      <w:r>
-        <w:rPr>
-          <w:b/>
-          <w:bCs/>
-        </w:rPr>
-        <w:t>query processing</w:t>
-      </w:r>
-      <w:r>
-        <w:t>. Users usually ask questions in oral English, and their questions are not always clear.</w:t>
-      </w:r>
-      <w:r>
-        <w:rPr>
-          <w:rFonts w:hint="eastAsia"/>
-        </w:rPr>
-        <w:t xml:space="preserve"> </w:t>
-      </w:r>
-      <w:r>
-        <w:t xml:space="preserve">So we can use an LLM to </w:t>
-      </w:r>
-      <w:r>
-        <w:rPr>
-          <w:b/>
-          <w:bCs/>
-        </w:rPr>
-        <w:t>rewrite</w:t>
-      </w:r>
-      <w:r>
-        <w:t xml:space="preserve"> the query into a form that’s easier to search, or add missing context from the conversation history.</w:t>
-      </w:r>
-    </w:p>
-    <w:p>
-      <w:r>
-        <w:rPr>
-          <w:rFonts w:hint="eastAsia"/>
-        </w:rPr>
-        <w:t>然后是</w:t>
-      </w:r>
-      <w:r>
-        <w:rPr>
-          <w:rFonts w:hint="eastAsia"/>
-          <w:b/>
-          <w:bCs/>
-        </w:rPr>
-        <w:t>向量检索</w:t>
-      </w:r>
-      <w:r>
-        <w:rPr>
-          <w:b/>
-          <w:bCs/>
-        </w:rPr>
-        <w:t>(粗排)</w:t>
-      </w:r>
-      <w:r>
-        <w:t>。把用户的问题也转成向量，然后去向量库里做相似度搜索，找出向量距离最近的Top-K个chunk。这一步</w:t>
-      </w:r>
-      <w:r>
-        <w:rPr>
-          <w:rFonts w:hint="eastAsia"/>
-        </w:rPr>
-        <w:t>是粗略检索，速度快但准确率不高。</w:t>
-      </w:r>
-    </w:p>
-    <w:p>
-      <w:r>
-        <w:t xml:space="preserve">Then we do </w:t>
-      </w:r>
-      <w:r>
-        <w:rPr>
-          <w:b/>
-          <w:bCs/>
-        </w:rPr>
-        <w:t>vector search</w:t>
-      </w:r>
-      <w:r>
-        <w:t xml:space="preserve">. We convert the user’s question into a vector, then search for the </w:t>
-      </w:r>
-      <w:r>
-        <w:rPr>
-          <w:b/>
-          <w:bCs/>
-        </w:rPr>
-        <w:t>Top-K most similar chunks</w:t>
-      </w:r>
-      <w:r>
-        <w:rPr>
-          <w:rFonts w:hint="eastAsia"/>
-        </w:rPr>
-        <w:t xml:space="preserve"> in </w:t>
-      </w:r>
-      <w:r>
-        <w:t>the vector database</w:t>
-      </w:r>
-      <w:r>
-        <w:t xml:space="preserve">. This step is fast, but </w:t>
-      </w:r>
-      <w:r>
-        <w:rPr>
-          <w:rFonts w:hint="eastAsia"/>
-        </w:rPr>
-        <w:t>not</w:t>
-      </w:r>
-      <w:r>
-        <w:t xml:space="preserve"> accura</w:t>
-      </w:r>
-      <w:r>
-        <w:rPr>
-          <w:rFonts w:hint="eastAsia"/>
-        </w:rPr>
-        <w:t xml:space="preserve">te </w:t>
-      </w:r>
-    </w:p>
-    <w:p>
-      <w:r>
-        <w:rPr>
-          <w:rFonts w:hint="eastAsia"/>
-        </w:rPr>
-        <w:t>接下来是</w:t>
-      </w:r>
-      <w:r>
-        <w:t>Rerank(精排)。Rerank 模型会把用户问题和每个候选chunk拼在一起，深度理解它们之间的相关性，然后重新排序，把不相关的结果过滤掉。</w:t>
-      </w:r>
-      <w:r>
-        <w:rPr>
-          <w:rFonts w:hint="eastAsia"/>
-        </w:rPr>
-        <w:t>这一步较慢但准确率高。</w:t>
-      </w:r>
-    </w:p>
-    <w:p>
-      <w:r>
-        <w:t xml:space="preserve">Next comes </w:t>
-      </w:r>
-      <w:r>
-        <w:rPr>
-          <w:b/>
-          <w:bCs/>
-        </w:rPr>
-        <w:t>reranking</w:t>
-      </w:r>
-      <w:r>
-        <w:t>. The rerank</w:t>
-      </w:r>
-      <w:r>
-        <w:rPr>
-          <w:rFonts w:hint="eastAsia"/>
-        </w:rPr>
-        <w:t>ing model</w:t>
-      </w:r>
-      <w:r>
-        <w:t xml:space="preserve"> </w:t>
-      </w:r>
-      <w:r>
-        <w:t>combines the user query with each candidate chunk</w:t>
-      </w:r>
-      <w:r>
-        <w:t xml:space="preserve"> and has a deeper understanding of how relevant they are. It then </w:t>
-      </w:r>
-      <w:r>
-        <w:rPr>
-          <w:b/>
-          <w:bCs/>
-        </w:rPr>
-        <w:t>reorders</w:t>
-      </w:r>
-      <w:r>
-        <w:t xml:space="preserve"> the results and </w:t>
-      </w:r>
-      <w:r>
-        <w:rPr>
-          <w:b/>
-          <w:bCs/>
-        </w:rPr>
-        <w:t>filters</w:t>
-      </w:r>
-      <w:r>
-        <w:t xml:space="preserve"> out irrelevant ones.</w:t>
-      </w:r>
-    </w:p>
-    <w:p/>
-    <w:p>
-      <w:r>
-        <w:t>最后是</w:t>
-      </w:r>
-      <w:r>
-        <w:rPr>
-          <w:b/>
-          <w:bCs/>
-        </w:rPr>
-        <w:t>生成</w:t>
-      </w:r>
-      <w:r>
-        <w:t>，把用户问题+精排后的chunk拼成 prompt，交给LLM生成最终答案。</w:t>
-      </w:r>
-    </w:p>
-    <w:p>
-      <w:r>
-        <w:rPr>
-          <w:rFonts w:hint="eastAsia"/>
-        </w:rPr>
-        <w:t>The system</w:t>
-      </w:r>
-      <w:r>
-        <w:t xml:space="preserve"> combine</w:t>
-      </w:r>
-      <w:r>
-        <w:rPr>
-          <w:rFonts w:hint="eastAsia"/>
-        </w:rPr>
-        <w:t>s</w:t>
-      </w:r>
-      <w:r>
-        <w:t xml:space="preserve"> the user’s question with the chunks from the reranking stage, put them into a prompt, and send that to the LLM to generate the final answer.</w:t>
-      </w:r>
-    </w:p>
-    <w:p/>
-    <w:p>
-      <w:r>
-        <w:t>RAG最核心的价值</w:t>
-      </w:r>
-      <w:r>
-        <w:rPr>
-          <w:rFonts w:hint="eastAsia"/>
-        </w:rPr>
-        <w:t>：</w:t>
-      </w:r>
-    </w:p>
-    <w:p>
-      <w:r>
-        <w:t>一是知识可以随时热更新，往知识库里加新文档就行，不需要重新训练模型，成本极低。</w:t>
-      </w:r>
-    </w:p>
-    <w:p>
-      <w:r>
-        <w:t>二是答案有溯源，每条回答都能追溯到来自哪个chunk，可解释性比纯LLM生成强很多，遇到答错了也知道是哪条知识出了问题</w:t>
-      </w:r>
-    </w:p>
-    <w:p>
-      <w:r>
-        <w:t>First, it supports real-time hot updates of knowledge. New documents can be directly added to the knowledge base without retraining the model</w:t>
-      </w:r>
-      <w:r>
-        <w:rPr>
-          <w:rFonts w:hint="eastAsia"/>
-        </w:rPr>
-        <w:t xml:space="preserve">. </w:t>
-      </w:r>
-      <w:r>
-        <w:t>I</w:t>
-      </w:r>
-      <w:r>
-        <w:rPr>
-          <w:rFonts w:hint="eastAsia"/>
-        </w:rPr>
-        <w:t>t</w:t>
-      </w:r>
-      <w:r>
-        <w:t>’</w:t>
-      </w:r>
-      <w:r>
-        <w:rPr>
-          <w:rFonts w:hint="eastAsia"/>
-        </w:rPr>
-        <w:t>s time cost and money cost are low.</w:t>
-      </w:r>
-    </w:p>
-    <w:p>
-      <w:r>
-        <w:t xml:space="preserve">Second, all generated answers are traceable. Every response can be linked back to its source chunk, delivering far better explainability than pure LLM generation. If the model outputs incorrect answers, we can easily identify which piece of knowledge caused the </w:t>
-      </w:r>
-      <w:r>
-        <w:lastRenderedPageBreak/>
-        <w:t>error.</w:t>
-      </w:r>
-    </w:p>
-    <w:p>
-      <w:pPr>
-        <w:pStyle w:val="1"/>
-      </w:pPr>
-      <w:r>
-        <w:rPr>
-          <w:rFonts w:hint="eastAsia"/>
-        </w:rPr>
-        <w:t>为什么会产生幻觉</w:t>
-      </w:r>
-      <w:r>
-        <w:t>?</w:t>
-      </w:r>
-    </w:p>
-    <w:p>
-      <w:r>
-        <w:t>因为LLM的核心机制是给定前</w:t>
-      </w:r>
-      <w:r>
-        <w:rPr>
-          <w:rFonts w:hint="eastAsia"/>
-        </w:rPr>
-        <w:t>文</w:t>
-      </w:r>
-      <w:r>
-        <w:t>，预测下一个最可能的token</w:t>
-      </w:r>
-      <w:r>
-        <w:rPr>
-          <w:rFonts w:hint="eastAsia"/>
-        </w:rPr>
-        <w:t>。</w:t>
-      </w:r>
-      <w:r>
-        <w:t>它</w:t>
-      </w:r>
-      <w:r>
-        <w:rPr>
-          <w:rFonts w:hint="eastAsia"/>
-        </w:rPr>
-        <w:t>不会因为</w:t>
-      </w:r>
-      <w:r>
-        <w:t>「我不确定就停下来」，也没办法「知道自己不知道」。当参数里的知识不够用的时候，它只能</w:t>
-      </w:r>
-      <w:r>
-        <w:rPr>
-          <w:rFonts w:hint="eastAsia"/>
-        </w:rPr>
-        <w:t>强行地</w:t>
-      </w:r>
-      <w:r>
-        <w:t>拼凑出一个「听起来合理」的答案。</w:t>
-      </w:r>
-    </w:p>
-    <w:p>
-      <w:r>
-        <w:rPr>
-          <w:rFonts w:hint="eastAsia"/>
-        </w:rPr>
-        <w:t>导致幻觉的核心原因是缺乏相应的</w:t>
-      </w:r>
-      <w:r>
-        <w:t>知识。</w:t>
-      </w:r>
-    </w:p>
-    <w:p>
-      <w:r>
-        <w:t xml:space="preserve">an LLM works by predicting the most probable next token based on preceding context. It cannot stop generating when </w:t>
-      </w:r>
-      <w:r>
-        <w:rPr>
-          <w:rFonts w:hint="eastAsia"/>
-        </w:rPr>
-        <w:t>it is un</w:t>
-      </w:r>
-      <w:r>
-        <w:t>certain</w:t>
-      </w:r>
-      <w:r>
-        <w:rPr>
-          <w:rFonts w:hint="eastAsia"/>
-        </w:rPr>
-        <w:t>.</w:t>
-      </w:r>
-      <w:r>
-        <w:t xml:space="preserve"> it </w:t>
-      </w:r>
-      <w:r>
-        <w:rPr>
-          <w:rFonts w:hint="eastAsia"/>
-        </w:rPr>
-        <w:t xml:space="preserve">also cannot </w:t>
-      </w:r>
-      <w:r>
-        <w:t>recognize its own ignorance</w:t>
-      </w:r>
-      <w:r>
-        <w:rPr>
-          <w:rFonts w:hint="eastAsia"/>
-        </w:rPr>
-        <w:t>无知</w:t>
-      </w:r>
-      <w:r>
-        <w:t xml:space="preserve">. When the knowledge encoded in its parameters is insufficient, the model can only piece together a </w:t>
-      </w:r>
-      <w:r>
-        <w:rPr>
-          <w:rFonts w:hint="eastAsia"/>
-        </w:rPr>
-        <w:t>reasonable</w:t>
-      </w:r>
-      <w:r>
-        <w:t>-sounding answer.</w:t>
-      </w:r>
-    </w:p>
-    <w:p>
-      <w:r>
-        <w:t>The primary root cause of hallucinations is insufficient relevant knowledge.</w:t>
-      </w:r>
-    </w:p>
-    <w:p/>
-    <w:p>
-      <w:pPr>
-        <w:pStyle w:val="1"/>
-      </w:pPr>
-      <w:r>
-        <w:t>RAG是怎么解决这三个问题的</w:t>
-      </w:r>
-    </w:p>
-    <w:p>
-      <w:r>
-        <w:t>RAG把知识存到外部知识库，用的时候实时检索注入</w:t>
-      </w:r>
-      <w:r>
-        <w:rPr>
-          <w:rFonts w:hint="eastAsia"/>
-        </w:rPr>
-        <w:t>。</w:t>
-      </w:r>
-    </w:p>
-    <w:p>
-      <w:r>
-        <w:rPr>
-          <w:rFonts w:hint="eastAsia"/>
-        </w:rPr>
-        <w:t>具体来说，知识被整理成文档，预处理后存入向量数据库</w:t>
-      </w:r>
-      <w:r>
-        <w:t>;用户提问时，先去数据库里检索最相关的内容片段，把这些片段和用户的问题一起塞进prompt，让LLM基于这些「参考资料」来回答，而不是靠自己的记忆凭空作答。</w:t>
-      </w:r>
-    </w:p>
-    <w:p>
-      <w:r>
-        <w:rPr>
-          <w:rFonts w:hint="eastAsia"/>
-        </w:rPr>
-        <w:t>知识过期的问题</w:t>
-      </w:r>
-      <w:r>
-        <w:t>:新内容随时入库，不需要重新训练模型，知识库更新了就立刻生效。知识缺失的问题:公司文档入库之后，LLM就能「看到」这些内容，问私有问题就能给出准确答案。</w:t>
-      </w:r>
-    </w:p>
-    <w:p>
-      <w:r>
-        <w:t>幻觉问题:LLM有了真实的参考依据，生成答案时是在「复述」检索到的内容，而不是凭记忆发挥，幻觉率会显著降低;而且每条答案都能追溯到来源，用户可以自己去原文核实，可信度大幅提升。</w:t>
-      </w:r>
-    </w:p>
-    <w:p>
-      <w:pPr>
-        <w:rPr>
-          <w:b/>
-          <w:bCs/>
-        </w:rPr>
-      </w:pPr>
-      <w:r>
-        <w:rPr>
-          <w:b/>
-          <w:bCs/>
-        </w:rPr>
-        <w:t>2.2 关键优势</w:t>
-      </w:r>
-    </w:p>
-    <w:p>
-      <w:r>
-        <w:t>（1）</w:t>
-      </w:r>
-      <w:r>
-        <w:rPr>
-          <w:b/>
-          <w:bCs/>
-        </w:rPr>
-        <w:t>准确性与可信度的双重提升</w:t>
-      </w:r>
-    </w:p>
-    <w:p>
-      <w:r>
-        <w:t>RAG 最核心的价值在于突破了模型预训练知识的限制。它不仅能</w:t>
-      </w:r>
-      <w:r>
-        <w:rPr>
-          <w:b/>
-          <w:bCs/>
-        </w:rPr>
-        <w:t>补充专业领域的知识盲区</w:t>
-      </w:r>
-      <w:r>
-        <w:t>，还能通过提供具体的参考材料，有效</w:t>
-      </w:r>
-      <w:r>
-        <w:rPr>
-          <w:b/>
-          <w:bCs/>
-        </w:rPr>
-        <w:t>抑制“一本正经胡说八道”的幻觉现象</w:t>
-      </w:r>
-      <w:r>
-        <w:t>。论文研究还表明，RAG 生成的内容在</w:t>
-      </w:r>
-      <w:r>
-        <w:rPr>
-          <w:b/>
-          <w:bCs/>
-        </w:rPr>
-        <w:t>具体性</w:t>
-      </w:r>
-      <w:r>
-        <w:t>和</w:t>
-      </w:r>
-      <w:r>
-        <w:rPr>
-          <w:b/>
-          <w:bCs/>
-        </w:rPr>
-        <w:t>多样性</w:t>
-      </w:r>
-      <w:r>
-        <w:t>上也显著优于纯 LLM。更重要的</w:t>
-      </w:r>
-      <w:r>
-        <w:lastRenderedPageBreak/>
-        <w:t>是，RAG 具备</w:t>
-      </w:r>
-      <w:r>
-        <w:rPr>
-          <w:b/>
-          <w:bCs/>
-        </w:rPr>
-        <w:t>可溯源性</w:t>
-      </w:r>
-      <w:r>
-        <w:t>——每一条回答都能找到对应的原始文档出处，这种“有据可查”的特性极大提高了内容在法律、医疗等严肃场景下的可信度。</w:t>
-      </w:r>
-    </w:p>
-    <w:p>
-      <w:r>
-        <w:t>（2）</w:t>
-      </w:r>
-      <w:r>
-        <w:rPr>
-          <w:b/>
-          <w:bCs/>
-        </w:rPr>
-        <w:t>时效性保障</w:t>
-      </w:r>
-    </w:p>
-    <w:p>
-      <w:r>
-        <w:t>在知识更新方面，RAG 解决了 LLM 固有的</w:t>
-      </w:r>
-      <w:r>
-        <w:rPr>
-          <w:b/>
-          <w:bCs/>
-        </w:rPr>
-        <w:t>知识时滞问题</w:t>
-      </w:r>
-      <w:r>
-        <w:t>（即模型不知道训练截止日期之后发生的事）。RAG 允许知识库独立于模型进行</w:t>
-      </w:r>
-      <w:r>
-        <w:rPr>
-          <w:b/>
-          <w:bCs/>
-        </w:rPr>
-        <w:t>动态更新</w:t>
-      </w:r>
-      <w:r>
-        <w:t>——新政策或新数据一旦入库，立刻就能被检索到。这种能力在论文中被称为**“索引热拔插”（Index Hot-swapping）**——就像给机器人换一张存储卡一样，瞬间切换其世界知识库，而无需重新训练模型，实现了知识的实时在线。</w:t>
-      </w:r>
-    </w:p>
-    <w:p>
-      <w:r>
-        <w:t>（3）</w:t>
-      </w:r>
-      <w:r>
-        <w:rPr>
-          <w:b/>
-          <w:bCs/>
-        </w:rPr>
-        <w:t>显著的综合成本效益</w:t>
-      </w:r>
-    </w:p>
-    <w:p>
-      <w:r>
-        <w:t>从经济角度看，RAG 是一种高性价比的方案。首先，它</w:t>
-      </w:r>
-      <w:r>
-        <w:rPr>
-          <w:b/>
-          <w:bCs/>
-        </w:rPr>
-        <w:t>避免了高频微调</w:t>
-      </w:r>
-      <w:r>
-        <w:t>带来的巨额算力成本；其次，由于有了外部知识的强力辅助，我们在处理特定领域问题时，往往可以使用</w:t>
-      </w:r>
-      <w:r>
-        <w:rPr>
-          <w:b/>
-          <w:bCs/>
-        </w:rPr>
-        <w:t>参数量更小的基础模型</w:t>
-      </w:r>
-      <w:r>
-        <w:t>来达到类似的效果，从而直接降低了推理成本。这种架构也减少了试图将海量知识强行“塞入”模型权重中所需的计算资源消耗。</w:t>
-      </w:r>
-    </w:p>
-    <w:p>
-      <w:r>
-        <w:t>（4）</w:t>
-      </w:r>
-      <w:r>
-        <w:rPr>
-          <w:b/>
-          <w:bCs/>
-        </w:rPr>
-        <w:t>灵活的模块化可扩展性</w:t>
-      </w:r>
-    </w:p>
-    <w:p>
-      <w:r>
-        <w:t>RAG 的架构具备极强的包容性，支持</w:t>
-      </w:r>
-      <w:r>
-        <w:rPr>
-          <w:b/>
-          <w:bCs/>
-        </w:rPr>
-        <w:t>多源集成</w:t>
-      </w:r>
-      <w:r>
-        <w:t>，无论是 PDF、Word 还是网页数据，都能统一构建进知识库中。同时，其</w:t>
-      </w:r>
-      <w:r>
-        <w:rPr>
-          <w:b/>
-          <w:bCs/>
-        </w:rPr>
-        <w:t>模块化设计</w:t>
-      </w:r>
-      <w:r>
-        <w:t>实现了检索与生成的解耦，这意味着我们可以独立优化检索组件（比如更换更好的 Embedding 模型），而不会影响到生成组件的稳定性，便于系统的长期迭代。</w:t>
-      </w:r>
-    </w:p>
-    <w:p>
-      <w:pPr>
-        <w:rPr>
-          <w:rFonts w:hint="eastAsia"/>
-        </w:rPr>
-      </w:pPr>
-    </w:p>
-    <w:p>
-      <w:pPr>
-        <w:pStyle w:val="1"/>
-      </w:pPr>
-      <w:r>
-        <w:t>P</w:t>
-      </w:r>
-      <w:r>
-        <w:rPr>
-          <w:rFonts w:hint="eastAsia"/>
-        </w:rPr>
-        <w:t>rompt engineering vs rag vs fine-tuning</w:t>
-      </w:r>
-    </w:p>
-    <w:p>
-      <w:pPr>
-        <w:rPr>
-          <w:rFonts w:hint="eastAsia"/>
-        </w:rPr>
-      </w:pPr>
-    </w:p>
-    <w:p>
-      <w:pPr>
-        <w:pStyle w:val="1"/>
-      </w:pPr>
-      <w:r>
-        <w:t>4.RAG中的文档是怎么存的?粒度是多大?</w:t>
-      </w:r>
-    </w:p>
-    <w:p>
-      <w:r>
-        <w:rPr>
-          <w:rFonts w:hint="eastAsia"/>
-        </w:rPr>
-        <w:t>先将文档切成chunk再存入向量数据库。因为：</w:t>
-      </w:r>
-    </w:p>
-    <w:p>
-      <w:r>
-        <w:rPr>
-          <w:rFonts w:hint="eastAsia"/>
-        </w:rPr>
-        <w:t>第一，向量模型有输入长度限制，一般最多几百到几千</w:t>
-      </w:r>
-      <w:r>
-        <w:t>token，</w:t>
-      </w:r>
-      <w:r>
-        <w:rPr>
-          <w:rFonts w:hint="eastAsia"/>
-        </w:rPr>
-        <w:t>如果</w:t>
-      </w:r>
-      <w:r>
-        <w:t>文档塞不进</w:t>
-      </w:r>
-      <w:r>
-        <w:rPr>
-          <w:rFonts w:hint="eastAsia"/>
-        </w:rPr>
-        <w:t>数据库</w:t>
-      </w:r>
-      <w:r>
-        <w:t>。</w:t>
-      </w:r>
-    </w:p>
-    <w:p>
-      <w:r>
-        <w:rPr>
-          <w:rFonts w:hint="eastAsia"/>
-        </w:rPr>
-        <w:lastRenderedPageBreak/>
-        <w:t>第二，</w:t>
-      </w:r>
-      <w:r>
-        <w:rPr>
-          <w:rFonts w:hint="eastAsia"/>
-        </w:rPr>
-        <w:t>如果把整篇文档放进向量数据库，向量模型会</w:t>
-      </w:r>
-      <w:r>
-        <w:rPr>
-          <w:rFonts w:hint="eastAsia"/>
-        </w:rPr>
-        <w:t>把整篇文章压缩成一个向量，</w:t>
-      </w:r>
-      <w:r>
-        <w:rPr>
-          <w:rFonts w:hint="eastAsia"/>
-        </w:rPr>
-        <w:t>会丢失细节</w:t>
-      </w:r>
-      <w:r>
-        <w:rPr>
-          <w:rFonts w:hint="eastAsia"/>
-        </w:rPr>
-        <w:t>，</w:t>
-      </w:r>
-      <w:r>
-        <w:rPr>
-          <w:rFonts w:hint="eastAsia"/>
-        </w:rPr>
-        <w:t>影响检索精度。</w:t>
-      </w:r>
-    </w:p>
-    <w:p/>
-    <w:p>
-      <w:pPr>
-        <w:rPr>
-          <w:rFonts w:hint="eastAsia"/>
-        </w:rPr>
-      </w:pPr>
-      <w:r>
-        <w:rPr>
-          <w:rFonts w:hint="eastAsia"/>
-        </w:rPr>
-        <w:t>通常</w:t>
-      </w:r>
-      <w:r>
-        <w:rPr>
-          <w:rFonts w:hint="eastAsia"/>
-        </w:rPr>
-        <w:t>一个chunk包含</w:t>
-      </w:r>
-      <w:r>
-        <w:t>500~1000</w:t>
-      </w:r>
-      <w:r>
-        <w:rPr>
-          <w:rFonts w:hint="eastAsia"/>
-        </w:rPr>
-        <w:t xml:space="preserve"> </w:t>
-      </w:r>
-      <w:r>
-        <w:t>token</w:t>
-      </w:r>
-      <w:r>
-        <w:rPr>
-          <w:rFonts w:hint="eastAsia"/>
-        </w:rPr>
-        <w:t>。</w:t>
-      </w:r>
-    </w:p>
-    <w:p>
-      <w:r>
-        <w:t>chunk太大，向量把太多语义压缩在起，变得笼统，检索时容易召回和问题只有部分相关的内容，同时也更容易超出Embedding模型的输入长度限制。</w:t>
-      </w:r>
-    </w:p>
-    <w:p>
-      <w:r>
-        <w:t>chunk太小，单个chunk语义不完整</w:t>
-      </w:r>
-      <w:r>
-        <w:rPr>
-          <w:rFonts w:hint="eastAsia"/>
-        </w:rPr>
-        <w:t>，</w:t>
-      </w:r>
-      <w:r>
-        <w:t xml:space="preserve"> </w:t>
-      </w:r>
-      <w:r>
-        <w:t>LLM拿到这段内容也看不懂，而且检索噪音更多。</w:t>
-      </w:r>
-    </w:p>
-    <w:p>
-      <w:pPr>
-        <w:pStyle w:val="1"/>
-      </w:pPr>
-      <w:r>
-        <w:t>详细说说文档切割(Chunking)策略?</w:t>
-      </w:r>
-    </w:p>
-    <w:p>
-      <w:pPr>
-        <w:rPr>
-          <w:b/>
-          <w:bCs/>
-        </w:rPr>
-      </w:pPr>
-      <w:r>
-        <w:rPr>
-          <w:b/>
-          <w:bCs/>
-        </w:rPr>
-        <w:t>Fixed Size Chunking</w:t>
-      </w:r>
-    </w:p>
-    <w:p>
-      <w:r>
-        <w:rPr>
-          <w:rFonts w:hint="eastAsia"/>
-        </w:rPr>
-        <w:t>最</w:t>
-      </w:r>
-      <w:r>
-        <w:rPr>
-          <w:rFonts w:hint="eastAsia"/>
-        </w:rPr>
-        <w:t>暴力chunking</w:t>
-      </w:r>
-      <w:r>
-        <w:rPr>
-          <w:rFonts w:hint="eastAsia"/>
-        </w:rPr>
-        <w:t>的方式，按固定字符数</w:t>
-      </w:r>
-      <w:r>
-        <w:t>切割。</w:t>
-      </w:r>
-    </w:p>
-    <w:p>
-      <w:r>
-        <w:t>优点是实现简单、chunk大小可控;</w:t>
-      </w:r>
-    </w:p>
-    <w:p>
-      <w:r>
-        <w:rPr>
-          <w:rFonts w:hint="eastAsia"/>
-        </w:rPr>
-        <w:t>缺点是可能在句子中间截断，破坏语义完整性。</w:t>
-      </w:r>
-    </w:p>
-    <w:p>
-      <w:r>
-        <w:rPr>
-          <w:rFonts w:hint="eastAsia"/>
-        </w:rPr>
-        <w:t>通常会加上</w:t>
-      </w:r>
-      <w:r>
-        <w:t>*重叠(overlap)*来缓解边界截断问题</w:t>
-      </w:r>
-    </w:p>
-    <w:p/>
-    <w:p>
-      <w:pPr>
-        <w:rPr>
-          <w:b/>
-          <w:bCs/>
-        </w:rPr>
-      </w:pPr>
-      <w:r>
-        <w:rPr>
-          <w:b/>
-          <w:bCs/>
-        </w:rPr>
-        <w:t>语义边界切割(Semantic Based Chunking)</w:t>
-      </w:r>
-    </w:p>
-    <w:p>
-      <w:r>
-        <w:t>按文档的自然语义边界来切，比如段落、句子、标题层级</w:t>
-      </w:r>
-    </w:p>
-    <w:p>
-      <w:r>
-        <w:rPr>
-          <w:rFonts w:hint="eastAsia"/>
-        </w:rPr>
-        <w:t>使每个chunk都能表达一个完整意思</w:t>
-      </w:r>
-    </w:p>
-    <w:p/>
-    <w:p>
-      <w:pPr>
-        <w:rPr>
-          <w:rFonts w:hint="eastAsia"/>
-          <w:b/>
-          <w:bCs/>
-        </w:rPr>
-      </w:pPr>
-      <w:r>
-        <w:rPr>
-          <w:rFonts w:hint="eastAsia"/>
-          <w:b/>
-          <w:bCs/>
-        </w:rPr>
-        <w:t>父子切割</w:t>
-      </w:r>
-      <w:r>
-        <w:rPr>
-          <w:b/>
-          <w:bCs/>
-        </w:rPr>
-        <w:t>(Parent-Child Chunking)</w:t>
-      </w:r>
-    </w:p>
-    <w:p>
-      <w:r>
-        <w:t>存储时，同一段内容存两份。一份是小chunk，专门用于向量检索，因为小chunk语义聚焦，围绕一个小话题，检索精度高。另一份是包含这个小 chunk前后上下文的大chunk，通过ID与对应的小chunk关联。检索时用小chunk找到精准的命中点，然后根据关联ID取出对应的大chunk，把完整的上下文交给LLM阅读，生成质量更好。</w:t>
-      </w:r>
-    </w:p>
-    <w:p>
-      <w:pPr>
-        <w:rPr>
-          <w:rFonts w:hint="eastAsia"/>
-        </w:rPr>
-      </w:pPr>
-      <w:r>
-        <w:rPr>
-          <w:rFonts w:hint="eastAsia"/>
-        </w:rPr>
-        <w:t>缺点</w:t>
-      </w:r>
-      <w:r>
-        <w:t>是存储量翻倍，索引构建复杂</w:t>
-      </w:r>
-      <w:r>
-        <w:rPr>
-          <w:rFonts w:hint="eastAsia"/>
-        </w:rPr>
-        <w:t>。</w:t>
-      </w:r>
-    </w:p>
-    <w:p>
-      <w:pPr>
-        <w:pStyle w:val="1"/>
-      </w:pPr>
-      <w:r>
-        <w:lastRenderedPageBreak/>
-        <w:t>5.怎么规避语义被切割掉的问题?</w:t>
-      </w:r>
-    </w:p>
-    <w:p>
-      <w:pPr>
-        <w:rPr>
-          <w:rFonts w:hint="eastAsia"/>
-        </w:rPr>
-      </w:pPr>
-    </w:p>
-    <w:p>
-      <w:pPr>
-        <w:pStyle w:val="1"/>
-      </w:pPr>
-      <w:r>
-        <w:t>6. 在 RAG 中 Embedding 究竟是什么?</w:t>
-      </w:r>
-    </w:p>
-    <w:p>
-      <w:r>
-        <w:t>Embedding模型把一段自然语言文本映射成一个固定长度的浮点数向量。</w:t>
-      </w:r>
-    </w:p>
-    <w:p>
-      <w:r>
-        <w:rPr>
-          <w:rFonts w:hint="eastAsia"/>
-        </w:rPr>
-        <w:t>这个映射的</w:t>
-      </w:r>
-      <w:r>
-        <w:rPr>
-          <w:rFonts w:hint="eastAsia"/>
-        </w:rPr>
-        <w:t>性质</w:t>
-      </w:r>
-      <w:r>
-        <w:t>:语义相近的文本，向量的余弦相似度高。</w:t>
-      </w:r>
-    </w:p>
-    <w:p>
-      <w:r>
-        <w:t>RAG 里的语义检索就是靠这个</w:t>
-      </w:r>
-      <w:r>
-        <w:rPr>
-          <w:rFonts w:hint="eastAsia"/>
-        </w:rPr>
-        <w:t>性质</w:t>
-      </w:r>
-      <w:r>
-        <w:t>实现的</w:t>
-      </w:r>
-    </w:p>
-    <w:p/>
-    <w:p>
-      <w:pPr>
-        <w:pStyle w:val="1"/>
-      </w:pPr>
-      <w:r>
-        <w:t>如何选择和评估一个Embedding 模型?</w:t>
-      </w:r>
-    </w:p>
-    <w:p>
-      <w:r>
-        <w:rPr>
-          <w:rFonts w:hint="eastAsia"/>
-        </w:rPr>
-        <w:t>我有三个选择维度</w:t>
-      </w:r>
-    </w:p>
-    <w:p>
-      <w:pPr>
-        <w:rPr>
-          <w:rFonts w:hint="eastAsia"/>
-        </w:rPr>
-      </w:pPr>
-      <w:r>
-        <w:rPr>
-          <w:rFonts w:hint="eastAsia"/>
-        </w:rPr>
-        <w:t>1.</w:t>
-      </w:r>
-      <w:r>
-        <w:t>知识库</w:t>
-      </w:r>
-      <w:r>
-        <w:rPr>
-          <w:rFonts w:hint="eastAsia"/>
-        </w:rPr>
-        <w:t>使用的语言。</w:t>
-      </w:r>
-      <w:r>
-        <w:t xml:space="preserve">以中文为主，可以选 bge-large-zh-v1.5 </w:t>
-      </w:r>
-      <w:r>
-        <w:rPr>
-          <w:rFonts w:hint="eastAsia"/>
-        </w:rPr>
-        <w:t>；英文用open ai的模型；中英文混合用</w:t>
-      </w:r>
-    </w:p>
-    <w:p>
-      <w:r>
-        <w:rPr>
-          <w:rFonts w:hint="eastAsia"/>
-        </w:rPr>
-        <w:t>2.</w:t>
-      </w:r>
-      <w:r>
-        <w:rPr>
-          <w:rFonts w:hint="eastAsia"/>
-        </w:rPr>
-        <w:t>数据合规要求</w:t>
-      </w:r>
-      <w:r>
-        <w:rPr>
-          <w:rFonts w:hint="eastAsia"/>
-        </w:rPr>
-        <w:t>：</w:t>
-      </w:r>
-      <w:r>
-        <w:t>数据不能出境，就必须用可以本地部署的开源模型，BGE 系列和Qwen3</w:t>
-      </w:r>
-      <w:r>
-        <w:rPr>
-          <w:rFonts w:hint="eastAsia"/>
-        </w:rPr>
-        <w:t xml:space="preserve"> </w:t>
-      </w:r>
-      <w:r>
-        <w:t>Embedding都是很好的选择。</w:t>
-      </w:r>
-    </w:p>
-    <w:p>
-      <w:pPr>
-        <w:rPr>
-          <w:rFonts w:hint="eastAsia"/>
-        </w:rPr>
-      </w:pPr>
-      <w:r>
-        <w:rPr>
-          <w:rFonts w:hint="eastAsia"/>
-        </w:rPr>
-        <w:t>3.</w:t>
-      </w:r>
-      <w:r>
-        <w:rPr>
-          <w:rFonts w:hint="eastAsia"/>
-        </w:rPr>
-        <w:t>向量维度对存储和检索速度的影响</w:t>
-      </w:r>
-      <w:r>
-        <w:t>:维度越高精度越好，但存储空间和检索时间都会增加。百万量级的知识库，1024</w:t>
-      </w:r>
-      <w:r>
-        <w:rPr>
-          <w:rFonts w:hint="eastAsia"/>
-        </w:rPr>
-        <w:t>dim</w:t>
-      </w:r>
-      <w:r>
-        <w:t>是个合理的平衡点;如果规模很小，1536</w:t>
-      </w:r>
-      <w:r>
-        <w:rPr>
-          <w:rFonts w:hint="eastAsia"/>
-        </w:rPr>
-        <w:t>dim</w:t>
-      </w:r>
-      <w:r>
-        <w:t>也无所谓。</w:t>
-      </w:r>
-    </w:p>
-    <w:p>
-      <w:pPr>
-        <w:pStyle w:val="1"/>
-      </w:pPr>
-      <w:r>
-        <w:t>7.Embedding 有哪几种算法你</w:t>
-      </w:r>
-      <w:r>
-        <w:rPr>
-          <w:rFonts w:hint="eastAsia"/>
-        </w:rPr>
-        <w:t>了解过吗</w:t>
-      </w:r>
-      <w:r>
-        <w:t>?</w:t>
-      </w:r>
-    </w:p>
-    <w:p>
-      <w:pPr>
-        <w:rPr>
-          <w:rFonts w:hint="eastAsia"/>
-        </w:rPr>
-      </w:pPr>
-    </w:p>
-    <w:p>
-      <w:pPr>
-        <w:pStyle w:val="1"/>
-      </w:pPr>
-      <w:r>
-        <w:lastRenderedPageBreak/>
-        <w:t>8.什么是向量数据库?有没有做过向量数据库的对比选型?</w:t>
-      </w:r>
-    </w:p>
-    <w:p>
-      <w:r>
-        <w:rPr>
-          <w:rFonts w:hint="eastAsia"/>
-        </w:rPr>
-        <w:t>向量数据库就是专门用来存储和检索「向量」的数据库。</w:t>
-      </w:r>
-    </w:p>
-    <w:p>
-      <w:r>
-        <w:rPr>
-          <w:rFonts w:hint="eastAsia"/>
-        </w:rPr>
-        <w:t>这里的向量，指的是嵌入模型</w:t>
-      </w:r>
-      <w:r>
-        <w:t>(Embedding Model)把文本、图片、音频这些内容转换成的一串浮点数</w:t>
-      </w:r>
-      <w:r>
-        <w:rPr>
-          <w:rFonts w:hint="eastAsia"/>
-        </w:rPr>
-        <w:t>。</w:t>
-      </w:r>
-      <w:r>
-        <w:t>每一个向量代表了这段内容的「语义含义」，语义越相近的内容，它们的向量在高维空间里的距离就越近。</w:t>
-      </w:r>
-    </w:p>
-    <w:p>
-      <w:r>
-        <w:rPr>
-          <w:rFonts w:hint="eastAsia"/>
-        </w:rPr>
-        <w:t>向量数据库支持的核心操作叫做近似最近邻搜索</w:t>
-      </w:r>
-      <w:r>
-        <w:t>(ANN,Approximate Nearest Neighbor):给你一个查询向量，在库里找出和它最相似的K个向量，返回对应的原始内容。</w:t>
-      </w:r>
-    </w:p>
-    <w:p>
-      <w:r>
-        <w:t>这正是RAG里「检索」那一步的底层支撑一用户问了一个问题，先把问题转成向量，再去向量数据库里找最相关的文档片段，最后喂给大模型生成回答。</w:t>
-      </w:r>
-    </w:p>
-    <w:p>
-      <w:r>
-        <w:rPr>
-          <w:b/>
-          <w:bCs/>
-        </w:rPr>
-        <w:t>MySQL 擅长精确匹配（WHERE id = 123），向量数据库擅长语义相似（「找和这个意思最接近的内容」）</w:t>
-      </w:r>
-      <w:r>
-        <w:t>。两者解决的是完全不同的问题，不是互相替代的关系。</w:t>
-      </w:r>
-    </w:p>
-    <w:p>
-      <w:pPr>
-        <w:rPr>
-          <w:rFonts w:hint="eastAsia"/>
-        </w:rPr>
-      </w:pPr>
-    </w:p>
-    <w:p>
-      <w:pPr>
-        <w:pStyle w:val="1"/>
-      </w:pPr>
-      <w:r>
-        <w:t>9.讲讲你用的向量数据库?数据量级是多大?性能如何?遇到过性能瓶颈吗?</w:t>
-      </w:r>
-    </w:p>
-    <w:p>
-      <w:r>
-        <w:rPr>
-          <w:rFonts w:hint="eastAsia"/>
-        </w:rPr>
-        <w:t>我们生产环境用的是</w:t>
-      </w:r>
-      <w:r>
-        <w:t>Milvus,数据量级在百万条向量左右，每条是1024维，用HNSW索引，单次查询的延迟在20到50毫秒。选 Milvus主要是因为它支持分布式部署和读写分离，适合数据量大、并发高的场景。</w:t>
-      </w:r>
-    </w:p>
-    <w:p>
-      <w:r>
-        <w:rPr>
-          <w:rFonts w:hint="eastAsia"/>
-        </w:rPr>
-        <w:t>我遇到过两个比较典型的瓶颈。</w:t>
-      </w:r>
-    </w:p>
-    <w:p>
-      <w:r>
-        <w:rPr>
-          <w:rFonts w:hint="eastAsia"/>
-        </w:rPr>
-        <w:t>第一个是内存压力，百万级的</w:t>
-      </w:r>
-      <w:r>
-        <w:t>1024维向量光原始数据就要好几个GB，后来我们开启了标量量化SQ8，把float32压成int8，内存直接降到原来的四分之一。</w:t>
-      </w:r>
-    </w:p>
-    <w:p>
-      <w:pPr>
-        <w:rPr>
-          <w:rFonts w:hint="eastAsia"/>
-        </w:rPr>
-      </w:pPr>
-      <w:r>
-        <w:rPr>
-          <w:rFonts w:hint="eastAsia"/>
-        </w:rPr>
-        <w:t>第二个是大批量写入的时候会触发后台</w:t>
-      </w:r>
-      <w:r>
-        <w:t>Segment 合并，影响查询延迟，我们的解法是把批量写入改到业务</w:t>
-      </w:r>
-      <w:r>
-        <w:rPr>
-          <w:rFonts w:hint="eastAsia"/>
-        </w:rPr>
-        <w:t>低峰期，分批小批次写入。</w:t>
-      </w:r>
-    </w:p>
-    <w:p>
-      <w:pPr>
-        <w:rPr>
-          <w:rFonts w:hint="eastAsia"/>
-        </w:rPr>
-      </w:pPr>
-    </w:p>
-    <w:p>
-      <w:pPr>
-        <w:pStyle w:val="1"/>
-      </w:pPr>
-      <w:r>
-        <w:lastRenderedPageBreak/>
-        <w:t>11.请你介绍一下向量检索和关</w:t>
-      </w:r>
-      <w:r>
-        <w:rPr>
-          <w:rFonts w:hint="eastAsia"/>
-        </w:rPr>
-        <w:t>键词检索的区别</w:t>
-      </w:r>
-      <w:r>
-        <w:t>?</w:t>
-      </w:r>
-    </w:p>
-    <w:p>
-      <w:pPr>
-        <w:rPr>
-          <w:rFonts w:hint="eastAsia"/>
-        </w:rPr>
-      </w:pPr>
-    </w:p>
-    <w:p>
-      <w:pPr>
-        <w:pStyle w:val="1"/>
-      </w:pPr>
-      <w:r>
-        <w:t>12.如何润色用户的Query(Query Rewrite)?目的是什</w:t>
-      </w:r>
-      <w:r>
-        <w:rPr>
-          <w:rFonts w:hint="eastAsia"/>
-        </w:rPr>
-        <w:t>么</w:t>
-      </w:r>
-      <w:r>
-        <w:t>?</w:t>
-      </w:r>
-    </w:p>
-    <w:p>
-      <w:pPr>
-        <w:rPr>
-          <w:rFonts w:hint="eastAsia"/>
-        </w:rPr>
-      </w:pPr>
-    </w:p>
-    <w:p>
-      <w:pPr>
-        <w:pStyle w:val="1"/>
-      </w:pPr>
-      <w:r>
         <w:t>13.什么是多路召回?具体怎么</w:t>
       </w:r>
       <w:r>
@@ -2046,180 +1931,192 @@
         <w:pStyle w:val="1"/>
       </w:pPr>
       <w:r>
+        <w:t>16.在什么场景下，你会选择使用图数据库来增强传统的向量检</w:t>
+      </w:r>
+      <w:r>
+        <w:rPr>
+          <w:rFonts w:hint="eastAsia"/>
+        </w:rPr>
+        <w:t>索</w:t>
+      </w:r>
+      <w:r>
+        <w:t>?</w:t>
+      </w:r>
+    </w:p>
+    <w:p>
+      <w:pPr>
+        <w:rPr>
+          <w:rFonts w:hint="eastAsia"/>
+        </w:rPr>
+      </w:pPr>
+    </w:p>
+    <w:p>
+      <w:pPr>
+        <w:pStyle w:val="1"/>
+      </w:pPr>
+      <w:r>
+        <w:t>17.如何规避 RAG系统中大模</w:t>
+      </w:r>
+      <w:r>
+        <w:rPr>
+          <w:rFonts w:hint="eastAsia"/>
+        </w:rPr>
+        <w:t>型的幻觉</w:t>
+      </w:r>
+      <w:r>
+        <w:t>?</w:t>
+      </w:r>
+    </w:p>
+    <w:p>
+      <w:pPr>
+        <w:pStyle w:val="1"/>
+      </w:pPr>
+      <w:r>
+        <w:t>18.怎么量化你的RAG效果?</w:t>
+      </w:r>
+    </w:p>
+    <w:p>
+      <w:r>
+        <w:rPr>
+          <w:rFonts w:hint="eastAsia"/>
+        </w:rPr>
+        <w:t>我评估</w:t>
+      </w:r>
+      <w:r>
+        <w:t>RAG效果是分</w:t>
+      </w:r>
+      <w:r>
+        <w:rPr>
+          <w:rFonts w:hint="eastAsia"/>
+        </w:rPr>
+        <w:t>检索层和生成层。</w:t>
+      </w:r>
+    </w:p>
+    <w:p>
+      <w:pPr>
+        <w:rPr>
+          <w:rFonts w:hint="eastAsia"/>
+        </w:rPr>
+      </w:pPr>
+    </w:p>
+    <w:p>
+      <w:r>
+        <w:rPr>
+          <w:rFonts w:hint="eastAsia"/>
+        </w:rPr>
+        <w:t>第一层</w:t>
+      </w:r>
+      <w:r>
+        <w:t>:检索层评估</w:t>
+      </w:r>
+    </w:p>
+    <w:p>
+      <w:r>
+        <w:rPr>
+          <w:rFonts w:hint="eastAsia"/>
+        </w:rPr>
+        <w:t>不管</w:t>
+      </w:r>
+      <w:r>
+        <w:t>LLM生成什么，先单独评估检索有没有把正确的chunk召回来。需要准备一批「问题+对应的正确</w:t>
+      </w:r>
+    </w:p>
+    <w:p>
+      <w:r>
+        <w:rPr>
+          <w:rFonts w:hint="eastAsia"/>
+        </w:rPr>
+        <w:t>这一层主要有两个指标。</w:t>
+      </w:r>
+    </w:p>
+    <w:p>
+      <w:proofErr w:type="spellStart"/>
+      <w:r>
+        <w:t>Hit@K</w:t>
+      </w:r>
+      <w:proofErr w:type="spellEnd"/>
+      <w:r>
+        <w:t>的直觉是:我把 Top-K的检索结果摆在你面前，你要找的那个在里面吗?如果在，这次就算命中</w:t>
+      </w:r>
+    </w:p>
+    <w:p>
+      <w:r>
+        <w:t>(Hit)。Hit@5就是说，把前5个结果给你，能不能命中，最终统计命中率。</w:t>
+      </w:r>
+    </w:p>
+    <w:p>
+      <w:r>
+        <w:rPr>
+          <w:rFonts w:hint="eastAsia"/>
+        </w:rPr>
+        <w:t>这个指标回答的是「找到没」的问题，不关心找到的是第几名。一般</w:t>
+      </w:r>
+      <w:r>
+        <w:t xml:space="preserve"> Hit@5低于0.7就说明检索层有问题，需要考虑换 Embedding模型或者优化 Chunking策略;高于0.8 说明检索层 OK，如果答案还不好，问题在生成层。</w:t>
+      </w:r>
+    </w:p>
+    <w:p>
+      <w:r>
+        <w:t xml:space="preserve">MRR(Mean Reciprocal Rank，平均倒数排名)更进一步，关心的是「你要找的东西排在第几名」。计算公式也很直观，就是对每个问题算1/ 排名，然后对所有问题求平均。所以第一名找到得1分，第二名找到得0.5分，第三名得0.33分，第五名得0.2分，排名越靠后得分越低。MRR越高，说明正确内容排名越靠前，用户越早看到它。这个指标回答的是「多快找到的」。MRR低于0.5通常说明 </w:t>
+      </w:r>
+      <w:proofErr w:type="spellStart"/>
+      <w:r>
+        <w:t>Rerank</w:t>
+      </w:r>
+      <w:proofErr w:type="spellEnd"/>
+      <w:r>
+        <w:t>效果不够好，正确内容召回了但没排到前面。</w:t>
+      </w:r>
+    </w:p>
+    <w:p>
+      <w:pPr>
+        <w:rPr>
+          <w:rFonts w:hint="eastAsia"/>
+        </w:rPr>
+      </w:pPr>
+    </w:p>
+    <w:p>
+      <w:r>
+        <w:t>生成层看答案对不对、有没有幻觉、和问题相不相关,我主要用 RAGAs 框架,里面的 Faithfulness、Answer Relevancy 和Context Recall这三个指标是最核心的。</w:t>
+      </w:r>
+    </w:p>
+    <w:p>
+      <w:pPr>
+        <w:rPr>
+          <w:rFonts w:hint="eastAsia"/>
+        </w:rPr>
+      </w:pPr>
+      <w:r>
+        <w:rPr>
+          <w:rFonts w:hint="eastAsia"/>
+        </w:rPr>
+        <w:t>另外线上指标，就是用户的点踩率、追问率、转人工率这些，才是最终的衡量标准，离线指标只是辅助。</w:t>
+      </w:r>
+    </w:p>
+    <w:p>
+      <w:pPr>
+        <w:pStyle w:val="1"/>
+      </w:pPr>
+      <w:r>
+        <w:t>19.RAG知识库如何实现动态与持续更新?</w:t>
+      </w:r>
+    </w:p>
+    <w:p>
+      <w:pPr>
+        <w:rPr>
+          <w:rFonts w:hint="eastAsia"/>
+        </w:rPr>
+      </w:pPr>
+      <w:r>
+        <w:t>我理解知识库更新的核心挑战是，文档变了，对应的chunk 和向量都要跟着变，而且要做到增量处理，不能每次全量重建。我们的通用方案是给每个文档算一个内容hash，通过轮询或者监听数据源变更，检测到文档新增、修改、删除的时候，先清掉旧的向量，再重新切割入库。对于实时性要求比较高的场景，我会用消息队列比如Kafka做变更事件驱动，实现秒级的入库。</w:t>
+      </w:r>
+    </w:p>
+    <w:p>
+      <w:pPr>
+        <w:pStyle w:val="1"/>
+      </w:pPr>
+      <w:r>
         <w:lastRenderedPageBreak/>
-        <w:t>16.在什么场景下，你会选择使用图数据库来增强传统的向量检</w:t>
-      </w:r>
-      <w:r>
-        <w:rPr>
-          <w:rFonts w:hint="eastAsia"/>
-        </w:rPr>
-        <w:t>索</w:t>
-      </w:r>
-      <w:r>
-        <w:t>?</w:t>
-      </w:r>
-    </w:p>
-    <w:p>
-      <w:pPr>
-        <w:rPr>
-          <w:rFonts w:hint="eastAsia"/>
-        </w:rPr>
-      </w:pPr>
-    </w:p>
-    <w:p>
-      <w:pPr>
-        <w:pStyle w:val="1"/>
-      </w:pPr>
-      <w:r>
-        <w:t>17.如何规避 RAG系统中大模</w:t>
-      </w:r>
-      <w:r>
-        <w:rPr>
-          <w:rFonts w:hint="eastAsia"/>
-        </w:rPr>
-        <w:t>型的幻觉</w:t>
-      </w:r>
-      <w:r>
-        <w:t>?</w:t>
-      </w:r>
-    </w:p>
-    <w:p>
-      <w:pPr>
-        <w:pStyle w:val="1"/>
-      </w:pPr>
-      <w:r>
-        <w:t>18.怎么量化你的RAG效果?</w:t>
-      </w:r>
-    </w:p>
-    <w:p>
-      <w:r>
-        <w:rPr>
-          <w:rFonts w:hint="eastAsia"/>
-        </w:rPr>
-        <w:t>我评估</w:t>
-      </w:r>
-      <w:r>
-        <w:t>RAG效果是分</w:t>
-      </w:r>
-      <w:r>
-        <w:rPr>
-          <w:rFonts w:hint="eastAsia"/>
-        </w:rPr>
-        <w:t>检索层和生成层。</w:t>
-      </w:r>
-    </w:p>
-    <w:p>
-      <w:pPr>
-        <w:rPr>
-          <w:rFonts w:hint="eastAsia"/>
-        </w:rPr>
-      </w:pPr>
-    </w:p>
-    <w:p>
-      <w:r>
-        <w:rPr>
-          <w:rFonts w:hint="eastAsia"/>
-        </w:rPr>
-        <w:t>第一层</w:t>
-      </w:r>
-      <w:r>
-        <w:t>:检索层评估</w:t>
-      </w:r>
-    </w:p>
-    <w:p>
-      <w:r>
-        <w:rPr>
-          <w:rFonts w:hint="eastAsia"/>
-        </w:rPr>
-        <w:t>不管</w:t>
-      </w:r>
-      <w:r>
-        <w:t>LLM生成什么，先单独评估检索有没有把正确的chunk召回来。需要准备一批「问题+对应的正确</w:t>
-      </w:r>
-    </w:p>
-    <w:p>
-      <w:r>
-        <w:rPr>
-          <w:rFonts w:hint="eastAsia"/>
-        </w:rPr>
-        <w:t>这一层主要有两个指标。</w:t>
-      </w:r>
-    </w:p>
-    <w:p>
-      <w:r>
-        <w:t>Hit@K的直觉是:我把 Top-K的检索结果摆在你面前，你要找的那个在里面吗?如果在，这次就算命中</w:t>
-      </w:r>
-    </w:p>
-    <w:p>
-      <w:r>
-        <w:t>(Hit)。Hit@5就是说，把前5个结果给你，能不能命中，最终统计命中率。</w:t>
-      </w:r>
-    </w:p>
-    <w:p>
-      <w:r>
-        <w:rPr>
-          <w:rFonts w:hint="eastAsia"/>
-        </w:rPr>
-        <w:t>这个指标回答的是「找到没」的问题，不关心找到的是第几名。一般</w:t>
-      </w:r>
-      <w:r>
-        <w:t xml:space="preserve"> Hit@5低于0.7就说明检索层有问题，需要考虑换 Embedding模型或者优化 Chunking策略;高于0.8 说明检索层 OK，如果答案还不好，问题在生成层。</w:t>
-      </w:r>
-    </w:p>
-    <w:p>
-      <w:r>
-        <w:t>MRR(Mean Reciprocal Rank，平均倒数排名)更进一步，关心的是「你要找的东西排在第几名」。计算公式也很直观，就是对每个问题算1/ 排名，然后对所有问题求平均。所以第一名找到得1分，第二名找到得0.5分，第三名得0.33分，第五名得0.2分，排名越靠后得分越低。MRR越高，说明正确内容排名越靠前，用户越早看到它。这个指标回答的是「多快找到的」。MRR低于0.5通常说明 Rerank效果不够好，正确内容召回了但没排到前面。</w:t>
-      </w:r>
-    </w:p>
-    <w:p>
-      <w:pPr>
-        <w:rPr>
-          <w:rFonts w:hint="eastAsia"/>
-        </w:rPr>
-      </w:pPr>
-    </w:p>
-    <w:p>
-      <w:r>
-        <w:lastRenderedPageBreak/>
-        <w:t>生成层看答案对不对、有没有幻觉、和问题相不相关,我主要用 RAGAs 框架,里面的 Faithfulness、Answer Relevancy 和Context Recall这三个指标是最核心的。</w:t>
-      </w:r>
-    </w:p>
-    <w:p>
-      <w:pPr>
-        <w:rPr>
-          <w:rFonts w:hint="eastAsia"/>
-        </w:rPr>
-      </w:pPr>
-      <w:r>
-        <w:rPr>
-          <w:rFonts w:hint="eastAsia"/>
-        </w:rPr>
-        <w:t>另外线上指标，就是用户的点踩率、追问率、转人工率这些，才是最终的衡量标准，离线指标只是辅助。</w:t>
-      </w:r>
-    </w:p>
-    <w:p>
-      <w:pPr>
-        <w:pStyle w:val="1"/>
-      </w:pPr>
-      <w:r>
-        <w:t>19.RAG知识库如何实现动态与持续更新?</w:t>
-      </w:r>
-    </w:p>
-    <w:p>
-      <w:pPr>
-        <w:rPr>
-          <w:rFonts w:hint="eastAsia"/>
-        </w:rPr>
-      </w:pPr>
-      <w:r>
-        <w:t>我理解知识库更新的核心挑战是，文档变了，对应的chunk 和向量都要跟着变，而且要做到增量处理，不能每次全量重建。我们的通用方案是给每个文档算一个内容hash，通过轮询或者监听数据源变更，检测到文档新增、修改、删除的时候，先清掉旧的向量，再重新切割入库。对于实时性要求比较高的场景，我会用消息队列比如Kafka做变更事件驱动，实现秒级的入库。</w:t>
-      </w:r>
-    </w:p>
-    <w:p>
-      <w:pPr>
-        <w:pStyle w:val="1"/>
-      </w:pPr>
-      <w:r>
         <w:t>20.在实际落地中，你觉得RAG</w:t>
       </w:r>
       <w:r>
